--- a/downloads/卷15 运维篇：可观测性与评估体系.docx
+++ b/downloads/卷15 运维篇：可观测性与评估体系.docx
@@ -1243,7 +1243,7 @@
               <w:rPr>
                 <w:rStyle w:val="Hyperlink"/>
               </w:rPr>
-              <w:t>3.6 主流平台能力对比表</w:t>
+              <w:t>3.6 评估框架：Ragas、DeepEval 与提示词回归测试</w:t>
             </w:r>
             <w:r>
               <w:tab/>
@@ -1279,7 +1279,7 @@
               <w:rPr>
                 <w:rStyle w:val="Hyperlink"/>
               </w:rPr>
-              <w:t>3.7 平台落地的四步方法论</w:t>
+              <w:t>3.7 主流平台能力对比表</w:t>
             </w:r>
             <w:r>
               <w:tab/>
@@ -1289,41 +1289,6 @@
             </w:r>
             <w:r>
               <w:instrText xml:space="preserve"> PAGEREF _Toc100020 \h </w:instrText>
-            </w:r>
-            <w:r>
-              <w:fldChar w:fldCharType="separate"/>
-            </w:r>
-            <w:r>
-              <w:t>13</w:t>
-            </w:r>
-            <w:r>
-              <w:fldChar w:fldCharType="end"/>
-            </w:r>
-          </w:hyperlink>
-        </w:p>
-        <w:p>
-          <w:pPr>
-            <w:pStyle w:val="9"/>
-            <w:tabs>
-              <w:tab w:val="right" w:leader="dot" w:pos="9026"/>
-            </w:tabs>
-            <w:spacing w:before="120" w:after="60"/>
-          </w:pPr>
-          <w:hyperlink w:anchor="_Toc100021" w:history="1">
-            <w:r>
-              <w:rPr>
-                <w:rStyle w:val="Hyperlink"/>
-              </w:rPr>
-              <w:t>第四章 成本归因：从模型到会话的精细化拆分</w:t>
-            </w:r>
-            <w:r>
-              <w:tab/>
-            </w:r>
-            <w:r>
-              <w:fldChar w:fldCharType="begin"/>
-            </w:r>
-            <w:r>
-              <w:instrText xml:space="preserve"> PAGEREF _Toc100021 \h </w:instrText>
             </w:r>
             <w:r>
               <w:fldChar w:fldCharType="separate"/>
@@ -1345,12 +1310,47 @@
             </w:tabs>
             <w:spacing w:before="120" w:after="60"/>
           </w:pPr>
+          <w:hyperlink w:anchor="_Toc100021" w:history="1">
+            <w:r>
+              <w:rPr>
+                <w:rStyle w:val="Hyperlink"/>
+              </w:rPr>
+              <w:t>3.8 平台落地的四步方法论</w:t>
+            </w:r>
+            <w:r>
+              <w:tab/>
+            </w:r>
+            <w:r>
+              <w:fldChar w:fldCharType="begin"/>
+            </w:r>
+            <w:r>
+              <w:instrText xml:space="preserve"> PAGEREF _Toc100021 \h </w:instrText>
+            </w:r>
+            <w:r>
+              <w:fldChar w:fldCharType="separate"/>
+            </w:r>
+            <w:r>
+              <w:t>14</w:t>
+            </w:r>
+            <w:r>
+              <w:fldChar w:fldCharType="end"/>
+            </w:r>
+          </w:hyperlink>
+        </w:p>
+        <w:p>
+          <w:pPr>
+            <w:pStyle w:val="9"/>
+            <w:tabs>
+              <w:tab w:val="right" w:leader="dot" w:pos="9026"/>
+            </w:tabs>
+            <w:spacing w:before="120" w:after="60"/>
+          </w:pPr>
           <w:hyperlink w:anchor="_Toc100022" w:history="1">
             <w:r>
               <w:rPr>
                 <w:rStyle w:val="Hyperlink"/>
               </w:rPr>
-              <w:t>4.1 为什么成本归因至关重要</w:t>
+              <w:t>第四章 成本归因：从模型到会话的精细化拆分</w:t>
             </w:r>
             <w:r>
               <w:tab/>
@@ -1365,7 +1365,7 @@
               <w:fldChar w:fldCharType="separate"/>
             </w:r>
             <w:r>
-              <w:t>13</w:t>
+              <w:t>14</w:t>
             </w:r>
             <w:r>
               <w:fldChar w:fldCharType="end"/>
@@ -1386,7 +1386,7 @@
               <w:rPr>
                 <w:rStyle w:val="Hyperlink"/>
               </w:rPr>
-              <w:t>4.2 成本归因的多维模型</w:t>
+              <w:t>4.1 为什么成本归因至关重要</w:t>
             </w:r>
             <w:r>
               <w:tab/>
@@ -1422,7 +1422,7 @@
               <w:rPr>
                 <w:rStyle w:val="Hyperlink"/>
               </w:rPr>
-              <w:t>4.3 成本计算方法与事件 Schema</w:t>
+              <w:t>4.2 成本归因的多维模型</w:t>
             </w:r>
             <w:r>
               <w:tab/>
@@ -1437,7 +1437,7 @@
               <w:fldChar w:fldCharType="separate"/>
             </w:r>
             <w:r>
-              <w:t>14</w:t>
+              <w:t>15</w:t>
             </w:r>
             <w:r>
               <w:fldChar w:fldCharType="end"/>
@@ -1458,7 +1458,7 @@
               <w:rPr>
                 <w:rStyle w:val="Hyperlink"/>
               </w:rPr>
-              <w:t>4.4 成本归因看板与告警机制</w:t>
+              <w:t>4.3 成本计算方法与事件 Schema</w:t>
             </w:r>
             <w:r>
               <w:tab/>
@@ -1473,7 +1473,7 @@
               <w:fldChar w:fldCharType="separate"/>
             </w:r>
             <w:r>
-              <w:t>20</w:t>
+              <w:t>15</w:t>
             </w:r>
             <w:r>
               <w:fldChar w:fldCharType="end"/>
@@ -1494,7 +1494,7 @@
               <w:rPr>
                 <w:rStyle w:val="Hyperlink"/>
               </w:rPr>
-              <w:t>4.5 成本优化的八大策略</w:t>
+              <w:t>4.4 成本归因看板与告警机制</w:t>
             </w:r>
             <w:r>
               <w:tab/>
@@ -1504,41 +1504,6 @@
             </w:r>
             <w:r>
               <w:instrText xml:space="preserve"> PAGEREF _Toc100026 \h </w:instrText>
-            </w:r>
-            <w:r>
-              <w:fldChar w:fldCharType="separate"/>
-            </w:r>
-            <w:r>
-              <w:t>20</w:t>
-            </w:r>
-            <w:r>
-              <w:fldChar w:fldCharType="end"/>
-            </w:r>
-          </w:hyperlink>
-        </w:p>
-        <w:p>
-          <w:pPr>
-            <w:pStyle w:val="9"/>
-            <w:tabs>
-              <w:tab w:val="right" w:leader="dot" w:pos="9026"/>
-            </w:tabs>
-            <w:spacing w:before="120" w:after="60"/>
-          </w:pPr>
-          <w:hyperlink w:anchor="_Toc100027" w:history="1">
-            <w:r>
-              <w:rPr>
-                <w:rStyle w:val="Hyperlink"/>
-              </w:rPr>
-              <w:t>第五章 评估体系：四层金字塔与左移策略</w:t>
-            </w:r>
-            <w:r>
-              <w:tab/>
-            </w:r>
-            <w:r>
-              <w:fldChar w:fldCharType="begin"/>
-            </w:r>
-            <w:r>
-              <w:instrText xml:space="preserve"> PAGEREF _Toc100027 \h </w:instrText>
             </w:r>
             <w:r>
               <w:fldChar w:fldCharType="separate"/>
@@ -1560,12 +1525,47 @@
             </w:tabs>
             <w:spacing w:before="120" w:after="60"/>
           </w:pPr>
+          <w:hyperlink w:anchor="_Toc100027" w:history="1">
+            <w:r>
+              <w:rPr>
+                <w:rStyle w:val="Hyperlink"/>
+              </w:rPr>
+              <w:t>4.5 成本优化的八大策略</w:t>
+            </w:r>
+            <w:r>
+              <w:tab/>
+            </w:r>
+            <w:r>
+              <w:fldChar w:fldCharType="begin"/>
+            </w:r>
+            <w:r>
+              <w:instrText xml:space="preserve"> PAGEREF _Toc100027 \h </w:instrText>
+            </w:r>
+            <w:r>
+              <w:fldChar w:fldCharType="separate"/>
+            </w:r>
+            <w:r>
+              <w:t>21</w:t>
+            </w:r>
+            <w:r>
+              <w:fldChar w:fldCharType="end"/>
+            </w:r>
+          </w:hyperlink>
+        </w:p>
+        <w:p>
+          <w:pPr>
+            <w:pStyle w:val="9"/>
+            <w:tabs>
+              <w:tab w:val="right" w:leader="dot" w:pos="9026"/>
+            </w:tabs>
+            <w:spacing w:before="120" w:after="60"/>
+          </w:pPr>
           <w:hyperlink w:anchor="_Toc100028" w:history="1">
             <w:r>
               <w:rPr>
                 <w:rStyle w:val="Hyperlink"/>
               </w:rPr>
-              <w:t>5.1 评估金字塔的整体框架</w:t>
+              <w:t>第五章 评估体系：四层金字塔与左移策略</w:t>
             </w:r>
             <w:r>
               <w:tab/>
@@ -1580,7 +1580,7 @@
               <w:fldChar w:fldCharType="separate"/>
             </w:r>
             <w:r>
-              <w:t>21</w:t>
+              <w:t>22</w:t>
             </w:r>
             <w:r>
               <w:fldChar w:fldCharType="end"/>
@@ -1601,7 +1601,7 @@
               <w:rPr>
                 <w:rStyle w:val="Hyperlink"/>
               </w:rPr>
-              <w:t>5.2 离线评估：黄金数据集的构建与执行</w:t>
+              <w:t>5.1 评估金字塔的整体框架</w:t>
             </w:r>
             <w:r>
               <w:tab/>
@@ -1616,7 +1616,7 @@
               <w:fldChar w:fldCharType="separate"/>
             </w:r>
             <w:r>
-              <w:t>24</w:t>
+              <w:t>22</w:t>
             </w:r>
             <w:r>
               <w:fldChar w:fldCharType="end"/>
@@ -1637,7 +1637,7 @@
               <w:rPr>
                 <w:rStyle w:val="Hyperlink"/>
               </w:rPr>
-              <w:t>5.3 在线评估：A/B 测试、影子流量与实时监控</w:t>
+              <w:t>5.2 离线评估：黄金数据集的构建与执行</w:t>
             </w:r>
             <w:r>
               <w:tab/>
@@ -1652,7 +1652,7 @@
               <w:fldChar w:fldCharType="separate"/>
             </w:r>
             <w:r>
-              <w:t>27</w:t>
+              <w:t>25</w:t>
             </w:r>
             <w:r>
               <w:fldChar w:fldCharType="end"/>
@@ -1673,7 +1673,7 @@
               <w:rPr>
                 <w:rStyle w:val="Hyperlink"/>
               </w:rPr>
-              <w:t>5.4 人工评估：复杂案例的终极裁判</w:t>
+              <w:t>5.3 在线评估：A/B 测试、影子流量与实时监控</w:t>
             </w:r>
             <w:r>
               <w:tab/>
@@ -1709,7 +1709,7 @@
               <w:rPr>
                 <w:rStyle w:val="Hyperlink"/>
               </w:rPr>
-              <w:t>5.5 单元评估与评估左移</w:t>
+              <w:t>5.4 人工评估：复杂案例的终极裁判</w:t>
             </w:r>
             <w:r>
               <w:tab/>
@@ -1719,41 +1719,6 @@
             </w:r>
             <w:r>
               <w:instrText xml:space="preserve"> PAGEREF _Toc100032 \h </w:instrText>
-            </w:r>
-            <w:r>
-              <w:fldChar w:fldCharType="separate"/>
-            </w:r>
-            <w:r>
-              <w:t>28</w:t>
-            </w:r>
-            <w:r>
-              <w:fldChar w:fldCharType="end"/>
-            </w:r>
-          </w:hyperlink>
-        </w:p>
-        <w:p>
-          <w:pPr>
-            <w:pStyle w:val="9"/>
-            <w:tabs>
-              <w:tab w:val="right" w:leader="dot" w:pos="9026"/>
-            </w:tabs>
-            <w:spacing w:before="120" w:after="60"/>
-          </w:pPr>
-          <w:hyperlink w:anchor="_Toc100033" w:history="1">
-            <w:r>
-              <w:rPr>
-                <w:rStyle w:val="Hyperlink"/>
-              </w:rPr>
-              <w:t>第六章 LLM-as-a-Judge 与基准测试驱动优化</w:t>
-            </w:r>
-            <w:r>
-              <w:tab/>
-            </w:r>
-            <w:r>
-              <w:fldChar w:fldCharType="begin"/>
-            </w:r>
-            <w:r>
-              <w:instrText xml:space="preserve"> PAGEREF _Toc100033 \h </w:instrText>
             </w:r>
             <w:r>
               <w:fldChar w:fldCharType="separate"/>
@@ -1775,12 +1740,47 @@
             </w:tabs>
             <w:spacing w:before="120" w:after="60"/>
           </w:pPr>
+          <w:hyperlink w:anchor="_Toc100033" w:history="1">
+            <w:r>
+              <w:rPr>
+                <w:rStyle w:val="Hyperlink"/>
+              </w:rPr>
+              <w:t>5.5 单元评估与评估左移</w:t>
+            </w:r>
+            <w:r>
+              <w:tab/>
+            </w:r>
+            <w:r>
+              <w:fldChar w:fldCharType="begin"/>
+            </w:r>
+            <w:r>
+              <w:instrText xml:space="preserve"> PAGEREF _Toc100033 \h </w:instrText>
+            </w:r>
+            <w:r>
+              <w:fldChar w:fldCharType="separate"/>
+            </w:r>
+            <w:r>
+              <w:t>29</w:t>
+            </w:r>
+            <w:r>
+              <w:fldChar w:fldCharType="end"/>
+            </w:r>
+          </w:hyperlink>
+        </w:p>
+        <w:p>
+          <w:pPr>
+            <w:pStyle w:val="9"/>
+            <w:tabs>
+              <w:tab w:val="right" w:leader="dot" w:pos="9026"/>
+            </w:tabs>
+            <w:spacing w:before="120" w:after="60"/>
+          </w:pPr>
           <w:hyperlink w:anchor="_Toc100034" w:history="1">
             <w:r>
               <w:rPr>
                 <w:rStyle w:val="Hyperlink"/>
               </w:rPr>
-              <w:t>6.1 LLM-as-a-Judge 的设计模式</w:t>
+              <w:t>第六章 LLM-as-a-Judge 与基准测试驱动优化</w:t>
             </w:r>
             <w:r>
               <w:tab/>
@@ -1795,7 +1795,7 @@
               <w:fldChar w:fldCharType="separate"/>
             </w:r>
             <w:r>
-              <w:t>29</w:t>
+              <w:t>30</w:t>
             </w:r>
             <w:r>
               <w:fldChar w:fldCharType="end"/>
@@ -1816,7 +1816,7 @@
               <w:rPr>
                 <w:rStyle w:val="Hyperlink"/>
               </w:rPr>
-              <w:t>6.2 Judge 偏差与校准方法</w:t>
+              <w:t>6.1 LLM-as-a-Judge 的设计模式</w:t>
             </w:r>
             <w:r>
               <w:tab/>
@@ -1852,7 +1852,7 @@
               <w:rPr>
                 <w:rStyle w:val="Hyperlink"/>
               </w:rPr>
-              <w:t>6.3 公共基准速览</w:t>
+              <w:t>6.2 Judge 偏差与校准方法</w:t>
             </w:r>
             <w:r>
               <w:tab/>
@@ -1888,7 +1888,7 @@
               <w:rPr>
                 <w:rStyle w:val="Hyperlink"/>
               </w:rPr>
-              <w:t>6.4 Best-of-N 与评估诚信</w:t>
+              <w:t>6.3 公共基准速览</w:t>
             </w:r>
             <w:r>
               <w:tab/>
@@ -1903,7 +1903,7 @@
               <w:fldChar w:fldCharType="separate"/>
             </w:r>
             <w:r>
-              <w:t>31</w:t>
+              <w:t>32</w:t>
             </w:r>
             <w:r>
               <w:fldChar w:fldCharType="end"/>
@@ -1924,7 +1924,7 @@
               <w:rPr>
                 <w:rStyle w:val="Hyperlink"/>
               </w:rPr>
-              <w:t>6.5 关键监控指标与生产化运营</w:t>
+              <w:t>6.4 Best-of-N 与评估诚信</w:t>
             </w:r>
             <w:r>
               <w:tab/>
@@ -1960,7 +1960,7 @@
               <w:rPr>
                 <w:rStyle w:val="Hyperlink"/>
               </w:rPr>
-              <w:t>6.6 评估驱动的反馈闭环</w:t>
+              <w:t>6.5 关键监控指标与生产化运营</w:t>
             </w:r>
             <w:r>
               <w:tab/>
@@ -1996,7 +1996,7 @@
               <w:rPr>
                 <w:rStyle w:val="Hyperlink"/>
               </w:rPr>
-              <w:t>6.7 CI 门禁与无评估不部署</w:t>
+              <w:t>6.6 评估驱动的反馈闭环</w:t>
             </w:r>
             <w:r>
               <w:tab/>
@@ -2006,41 +2006,6 @@
             </w:r>
             <w:r>
               <w:instrText xml:space="preserve"> PAGEREF _Toc100040 \h </w:instrText>
-            </w:r>
-            <w:r>
-              <w:fldChar w:fldCharType="separate"/>
-            </w:r>
-            <w:r>
-              <w:t>33</w:t>
-            </w:r>
-            <w:r>
-              <w:fldChar w:fldCharType="end"/>
-            </w:r>
-          </w:hyperlink>
-        </w:p>
-        <w:p>
-          <w:pPr>
-            <w:pStyle w:val="9"/>
-            <w:tabs>
-              <w:tab w:val="right" w:leader="dot" w:pos="9026"/>
-            </w:tabs>
-            <w:spacing w:before="120" w:after="60"/>
-          </w:pPr>
-          <w:hyperlink w:anchor="_Toc100041" w:history="1">
-            <w:r>
-              <w:rPr>
-                <w:rStyle w:val="Hyperlink"/>
-              </w:rPr>
-              <w:t>第七章 指标体系设计与事故复盘</w:t>
-            </w:r>
-            <w:r>
-              <w:tab/>
-            </w:r>
-            <w:r>
-              <w:fldChar w:fldCharType="begin"/>
-            </w:r>
-            <w:r>
-              <w:instrText xml:space="preserve"> PAGEREF _Toc100041 \h </w:instrText>
             </w:r>
             <w:r>
               <w:fldChar w:fldCharType="separate"/>
@@ -2062,12 +2027,47 @@
             </w:tabs>
             <w:spacing w:before="120" w:after="60"/>
           </w:pPr>
+          <w:hyperlink w:anchor="_Toc100041" w:history="1">
+            <w:r>
+              <w:rPr>
+                <w:rStyle w:val="Hyperlink"/>
+              </w:rPr>
+              <w:t>6.7 CI 门禁与无评估不部署</w:t>
+            </w:r>
+            <w:r>
+              <w:tab/>
+            </w:r>
+            <w:r>
+              <w:fldChar w:fldCharType="begin"/>
+            </w:r>
+            <w:r>
+              <w:instrText xml:space="preserve"> PAGEREF _Toc100041 \h </w:instrText>
+            </w:r>
+            <w:r>
+              <w:fldChar w:fldCharType="separate"/>
+            </w:r>
+            <w:r>
+              <w:t>34</w:t>
+            </w:r>
+            <w:r>
+              <w:fldChar w:fldCharType="end"/>
+            </w:r>
+          </w:hyperlink>
+        </w:p>
+        <w:p>
+          <w:pPr>
+            <w:pStyle w:val="9"/>
+            <w:tabs>
+              <w:tab w:val="right" w:leader="dot" w:pos="9026"/>
+            </w:tabs>
+            <w:spacing w:before="120" w:after="60"/>
+          </w:pPr>
           <w:hyperlink w:anchor="_Toc100042" w:history="1">
             <w:r>
               <w:rPr>
                 <w:rStyle w:val="Hyperlink"/>
               </w:rPr>
-              <w:t>7.1 从“能监控”到“会设指标”</w:t>
+              <w:t>第七章 指标体系设计与事故复盘</w:t>
             </w:r>
             <w:r>
               <w:tab/>
@@ -2082,7 +2082,7 @@
               <w:fldChar w:fldCharType="separate"/>
             </w:r>
             <w:r>
-              <w:t>34</w:t>
+              <w:t>35</w:t>
             </w:r>
             <w:r>
               <w:fldChar w:fldCharType="end"/>
@@ -2103,7 +2103,7 @@
               <w:rPr>
                 <w:rStyle w:val="Hyperlink"/>
               </w:rPr>
-              <w:t>7.2 Agent 系统的 SLI 地图</w:t>
+              <w:t>7.1 从“能监控”到“会设指标”</w:t>
             </w:r>
             <w:r>
               <w:tab/>
@@ -2139,7 +2139,7 @@
               <w:rPr>
                 <w:rStyle w:val="Hyperlink"/>
               </w:rPr>
-              <w:t>7.3 SLO 设定方法</w:t>
+              <w:t>7.2 Agent 系统的 SLI 地图</w:t>
             </w:r>
             <w:r>
               <w:tab/>
@@ -2175,7 +2175,7 @@
               <w:rPr>
                 <w:rStyle w:val="Hyperlink"/>
               </w:rPr>
-              <w:t>7.4 告警设计</w:t>
+              <w:t>7.3 SLO 设定方法</w:t>
             </w:r>
             <w:r>
               <w:tab/>
@@ -2190,7 +2190,7 @@
               <w:fldChar w:fldCharType="separate"/>
             </w:r>
             <w:r>
-              <w:t>39</w:t>
+              <w:t>37</w:t>
             </w:r>
             <w:r>
               <w:fldChar w:fldCharType="end"/>
@@ -2211,7 +2211,7 @@
               <w:rPr>
                 <w:rStyle w:val="Hyperlink"/>
               </w:rPr>
-              <w:t>7.5 事故复盘流程</w:t>
+              <w:t>7.4 告警设计</w:t>
             </w:r>
             <w:r>
               <w:tab/>
@@ -2226,7 +2226,7 @@
               <w:fldChar w:fldCharType="separate"/>
             </w:r>
             <w:r>
-              <w:t>43</w:t>
+              <w:t>40</w:t>
             </w:r>
             <w:r>
               <w:fldChar w:fldCharType="end"/>
@@ -2247,7 +2247,7 @@
               <w:rPr>
                 <w:rStyle w:val="Hyperlink"/>
               </w:rPr>
-              <w:t>7.6 从指标到行动</w:t>
+              <w:t>7.5 事故复盘流程</w:t>
             </w:r>
             <w:r>
               <w:tab/>
@@ -2262,7 +2262,7 @@
               <w:fldChar w:fldCharType="separate"/>
             </w:r>
             <w:r>
-              <w:t>45</w:t>
+              <w:t>44</w:t>
             </w:r>
             <w:r>
               <w:fldChar w:fldCharType="end"/>
@@ -2271,7 +2271,8 @@
         </w:p>
         <w:p>
           <w:pPr>
-            <w:pStyle w:val="9"/>
+            <w:pStyle w:val="11"/>
+            <w:ind w:left="360"/>
             <w:tabs>
               <w:tab w:val="right" w:leader="dot" w:pos="9026"/>
             </w:tabs>
@@ -2282,7 +2283,7 @@
               <w:rPr>
                 <w:rStyle w:val="Hyperlink"/>
               </w:rPr>
-              <w:t>本卷小结</w:t>
+              <w:t>7.6 从指标到行动</w:t>
             </w:r>
             <w:r>
               <w:tab/>
@@ -2317,7 +2318,7 @@
               <w:rPr>
                 <w:rStyle w:val="Hyperlink"/>
               </w:rPr>
-              <w:t>思考与练习</w:t>
+              <w:t>本卷小结</w:t>
             </w:r>
             <w:r>
               <w:tab/>
@@ -2332,7 +2333,7 @@
               <w:fldChar w:fldCharType="separate"/>
             </w:r>
             <w:r>
-              <w:t>45</w:t>
+              <w:t>46</w:t>
             </w:r>
             <w:r>
               <w:fldChar w:fldCharType="end"/>
@@ -2352,6 +2353,41 @@
               <w:rPr>
                 <w:rStyle w:val="Hyperlink"/>
               </w:rPr>
+              <w:t>思考与练习</w:t>
+            </w:r>
+            <w:r>
+              <w:tab/>
+            </w:r>
+            <w:r>
+              <w:fldChar w:fldCharType="begin"/>
+            </w:r>
+            <w:r>
+              <w:instrText xml:space="preserve"> PAGEREF _Toc100050 \h </w:instrText>
+            </w:r>
+            <w:r>
+              <w:fldChar w:fldCharType="separate"/>
+            </w:r>
+            <w:r>
+              <w:t>46</w:t>
+            </w:r>
+            <w:r>
+              <w:fldChar w:fldCharType="end"/>
+            </w:r>
+          </w:hyperlink>
+        </w:p>
+        <w:p>
+          <w:pPr>
+            <w:pStyle w:val="9"/>
+            <w:tabs>
+              <w:tab w:val="right" w:leader="dot" w:pos="9026"/>
+            </w:tabs>
+            <w:spacing w:before="120" w:after="60"/>
+          </w:pPr>
+          <w:hyperlink w:anchor="_Toc100051" w:history="1">
+            <w:r>
+              <w:rPr>
+                <w:rStyle w:val="Hyperlink"/>
+              </w:rPr>
               <w:t>下一卷预告</w:t>
             </w:r>
             <w:r>
@@ -2361,13 +2397,13 @@
               <w:fldChar w:fldCharType="begin"/>
             </w:r>
             <w:r>
-              <w:instrText xml:space="preserve"> PAGEREF _Toc100050 \h </w:instrText>
+              <w:instrText xml:space="preserve"> PAGEREF _Toc100051 \h </w:instrText>
             </w:r>
             <w:r>
               <w:fldChar w:fldCharType="separate"/>
             </w:r>
             <w:r>
-              <w:t>46</w:t>
+              <w:t>47</w:t>
             </w:r>
             <w:r>
               <w:fldChar w:fldCharType="end"/>
@@ -3743,9 +3779,722 @@
           <w:sz w:val="28"/>
           <w:szCs w:val="28"/>
         </w:rPr>
-        <w:t xml:space="preserve">3.6 主流平台能力对比表</w:t>
+        <w:t xml:space="preserve">3.6 评估框架：Ragas、DeepEval 与提示词回归测试</w:t>
       </w:r>
       <w:bookmarkEnd w:id="100019"/>
+    </w:p>
+    <w:p>
+      <w:pPr>
+        <w:spacing w:line="312"/>
+        <w:ind w:firstLine="480"/>
+        <w:jc w:val="both"/>
+      </w:pPr>
+      <w:r>
+        <w:rPr>
+          <w:rFonts w:ascii="Calibri" w:eastAsia="Microsoft YaHei"/>
+          <w:color w:val="1A2B33"/>
+          <w:sz w:val="24"/>
+          <w:szCs w:val="24"/>
+        </w:rPr>
+        <w:t xml:space="preserve">可观测平台解决"看得见"，评估框架解决"判得准"。两者的分工值得先厘清：LangSmith、Langfuse 这类平台的核心是把运行轨迹、成本、延迟、人工标注集中起来（本章前几节），它们内置的评估能力偏"通用而轻量"；而专职评估框架的价值在于**把评估变成可编程的断言与可重复的流水线**——写用例、跑批量断言、接入 CI、按版本对比，像写单元测试一样写 LLM 评估。生产团队通常两者并用：平台管观测与人工评审，框架管自动回归。</w:t>
+      </w:r>
+    </w:p>
+    <w:p>
+      <w:pPr>
+        <w:spacing w:line="312"/>
+        <w:ind w:firstLine="480"/>
+        <w:jc w:val="both"/>
+      </w:pPr>
+      <w:r>
+        <w:rPr>
+          <w:rFonts w:ascii="Calibri" w:eastAsia="Microsoft YaHei"/>
+          <w:color w:val="1A2B33"/>
+          <w:sz w:val="24"/>
+          <w:szCs w:val="24"/>
+        </w:rPr>
+        <w:t xml:space="preserve">**Ragas** 是 RAG 专用评估框架的代表。它把 RAG 系统的质量拆成四个可自动计算的指标：**忠实度（Faithfulness）**——答案的每个论断是否都能在检索到的上下文里找到依据（衡量幻觉）；**答案相关性（Answer Relevancy）**——答案是否切题；**上下文精确率（Context Precision）**——检索到的片段里有多少真正有用；**上下文召回率（Context Recall）**——回答所需的信息有多少被检索回来。四个指标正好对应检索与生成两段链路，定位问题非常直接：召回率低就回去修检索（卷08/卷09），忠实度低就检查提示词与拒答逻辑。Ragas 用 LLM-as-Judge 自动打分（关键指标可用人工标注校准），与 LangChain / LlamaIndex 集成顺畅，是 RAG 项目建立第一套回归指标的最短路径。</w:t>
+      </w:r>
+    </w:p>
+    <w:p>
+      <w:pPr>
+        <w:spacing w:line="312"/>
+        <w:ind w:firstLine="480"/>
+        <w:jc w:val="both"/>
+      </w:pPr>
+      <w:r>
+        <w:rPr>
+          <w:rFonts w:ascii="Calibri" w:eastAsia="Microsoft YaHei"/>
+          <w:color w:val="1A2B33"/>
+          <w:sz w:val="24"/>
+          <w:szCs w:val="24"/>
+        </w:rPr>
+        <w:t xml:space="preserve">**DeepEval** 的定位是"LLM 应用的单元测试框架"——熟悉 pytest 的话，它就是那套心智的迁移：用断言式写法组织测试、用指标类（幻觉、答案相关性、偏见、毒性、工具调用正确性等十余种）给用例打分、支持多轮对话测试与红队攻击模拟，一条命令跑完整套评估并输出报告。它的价值在**工程化的严谨**：评估用例进代码仓库、随 CI 一起跑、每个提示词或模型变更都过门禁（与本卷第六章"评估驱动开发"的闭环直接衔接）。**promptfoo** 则专攻提示词与模型对比：用 YAML 声明一批用例与多个候选提示词/模型，批量执行后生成对比矩阵，适合"换模型、改提示词前后到底差多少"这类高频决策。三者与可观测平台的关系可以一句话概括：**平台是仪表盘，框架是质检线**——仪表盘告诉你系统状态，质检线决定产品能不能出厂。</w:t>
+      </w:r>
+    </w:p>
+    <w:p>
+      <w:pPr>
+        <w:keepNext/>
+        <w:spacing w:after="60" w:before="200" w:line="312"/>
+        <w:jc w:val="center"/>
+      </w:pPr>
+      <w:r>
+        <w:rPr>
+          <w:rFonts w:ascii="Calibri" w:eastAsia="Microsoft YaHei"/>
+          <w:b/>
+          <w:bCs/>
+          <w:color w:val="5A6B76"/>
+          <w:sz w:val="21"/>
+          <w:szCs w:val="21"/>
+        </w:rPr>
+        <w:t xml:space="preserve">表3-3 评估框架速查</w:t>
+      </w:r>
+    </w:p>
+    <w:tbl>
+      <w:tblPr>
+        <w:tblW w:type="dxa" w:w="8788"/>
+        <w:tblBorders>
+          <w:top w:val="single" w:color="1B6B7A" w:sz="4"/>
+          <w:left w:val="none" w:color="FFFFFF" w:sz="0"/>
+          <w:bottom w:val="single" w:color="1B6B7A" w:sz="4"/>
+          <w:right w:val="none" w:color="FFFFFF" w:sz="0"/>
+          <w:insideH w:val="single" w:color="C8DDE2" w:sz="1"/>
+          <w:insideV w:val="none" w:color="FFFFFF" w:sz="0"/>
+        </w:tblBorders>
+        <w:tblLayout w:type="fixed"/>
+      </w:tblPr>
+      <w:tblGrid>
+        <w:gridCol w:w="2197"/>
+        <w:gridCol w:w="2197"/>
+        <w:gridCol w:w="2197"/>
+        <w:gridCol w:w="2197"/>
+      </w:tblGrid>
+      <w:tr>
+        <w:trPr>
+          <w:cantSplit/>
+          <w:tblHeader/>
+        </w:trPr>
+        <w:tc>
+          <w:tcPr>
+            <w:tcW w:type="dxa" w:w="2197"/>
+            <w:shd w:fill="1B6B7A" w:val="clear"/>
+            <w:tcMar>
+              <w:top w:type="dxa" w:w="80"/>
+              <w:left w:type="dxa" w:w="120"/>
+              <w:bottom w:type="dxa" w:w="80"/>
+              <w:right w:type="dxa" w:w="120"/>
+            </w:tcMar>
+            <w:vAlign w:val="center"/>
+          </w:tcPr>
+          <w:p>
+            <w:pPr>
+              <w:spacing w:line="300"/>
+              <w:jc w:val="center"/>
+            </w:pPr>
+            <w:r>
+              <w:rPr>
+                <w:rFonts w:ascii="Calibri" w:eastAsia="Microsoft YaHei"/>
+                <w:b/>
+                <w:bCs/>
+                <w:color w:val="FFFFFF"/>
+                <w:sz w:val="21"/>
+                <w:szCs w:val="21"/>
+              </w:rPr>
+              <w:t xml:space="preserve">框架</w:t>
+            </w:r>
+          </w:p>
+        </w:tc>
+        <w:tc>
+          <w:tcPr>
+            <w:tcW w:type="dxa" w:w="2197"/>
+            <w:shd w:fill="1B6B7A" w:val="clear"/>
+            <w:tcMar>
+              <w:top w:type="dxa" w:w="80"/>
+              <w:left w:type="dxa" w:w="120"/>
+              <w:bottom w:type="dxa" w:w="80"/>
+              <w:right w:type="dxa" w:w="120"/>
+            </w:tcMar>
+            <w:vAlign w:val="center"/>
+          </w:tcPr>
+          <w:p>
+            <w:pPr>
+              <w:spacing w:line="300"/>
+              <w:jc w:val="center"/>
+            </w:pPr>
+            <w:r>
+              <w:rPr>
+                <w:rFonts w:ascii="Calibri" w:eastAsia="Microsoft YaHei"/>
+                <w:b/>
+                <w:bCs/>
+                <w:color w:val="FFFFFF"/>
+                <w:sz w:val="21"/>
+                <w:szCs w:val="21"/>
+              </w:rPr>
+              <w:t xml:space="preserve">定位</w:t>
+            </w:r>
+          </w:p>
+        </w:tc>
+        <w:tc>
+          <w:tcPr>
+            <w:tcW w:type="dxa" w:w="2197"/>
+            <w:shd w:fill="1B6B7A" w:val="clear"/>
+            <w:tcMar>
+              <w:top w:type="dxa" w:w="80"/>
+              <w:left w:type="dxa" w:w="120"/>
+              <w:bottom w:type="dxa" w:w="80"/>
+              <w:right w:type="dxa" w:w="120"/>
+            </w:tcMar>
+            <w:vAlign w:val="center"/>
+          </w:tcPr>
+          <w:p>
+            <w:pPr>
+              <w:spacing w:line="300"/>
+              <w:jc w:val="center"/>
+            </w:pPr>
+            <w:r>
+              <w:rPr>
+                <w:rFonts w:ascii="Calibri" w:eastAsia="Microsoft YaHei"/>
+                <w:b/>
+                <w:bCs/>
+                <w:color w:val="FFFFFF"/>
+                <w:sz w:val="21"/>
+                <w:szCs w:val="21"/>
+              </w:rPr>
+              <w:t xml:space="preserve">核心能力</w:t>
+            </w:r>
+          </w:p>
+        </w:tc>
+        <w:tc>
+          <w:tcPr>
+            <w:tcW w:type="dxa" w:w="2197"/>
+            <w:shd w:fill="1B6B7A" w:val="clear"/>
+            <w:tcMar>
+              <w:top w:type="dxa" w:w="80"/>
+              <w:left w:type="dxa" w:w="120"/>
+              <w:bottom w:type="dxa" w:w="80"/>
+              <w:right w:type="dxa" w:w="120"/>
+            </w:tcMar>
+            <w:vAlign w:val="center"/>
+          </w:tcPr>
+          <w:p>
+            <w:pPr>
+              <w:spacing w:line="300"/>
+              <w:jc w:val="center"/>
+            </w:pPr>
+            <w:r>
+              <w:rPr>
+                <w:rFonts w:ascii="Calibri" w:eastAsia="Microsoft YaHei"/>
+                <w:b/>
+                <w:bCs/>
+                <w:color w:val="FFFFFF"/>
+                <w:sz w:val="21"/>
+                <w:szCs w:val="21"/>
+              </w:rPr>
+              <w:t xml:space="preserve">最适合</w:t>
+            </w:r>
+          </w:p>
+        </w:tc>
+      </w:tr>
+      <w:tr>
+        <w:trPr>
+          <w:cantSplit/>
+        </w:trPr>
+        <w:tc>
+          <w:tcPr>
+            <w:tcW w:type="dxa" w:w="2197"/>
+            <w:tcMar>
+              <w:top w:type="dxa" w:w="70"/>
+              <w:left w:type="dxa" w:w="120"/>
+              <w:bottom w:type="dxa" w:w="70"/>
+              <w:right w:type="dxa" w:w="120"/>
+            </w:tcMar>
+            <w:vAlign w:val="center"/>
+          </w:tcPr>
+          <w:p>
+            <w:pPr>
+              <w:spacing w:line="300"/>
+              <w:jc w:val="left"/>
+            </w:pPr>
+            <w:r>
+              <w:rPr>
+                <w:rFonts w:ascii="Calibri" w:eastAsia="Microsoft YaHei"/>
+                <w:color w:val="1A2B33"/>
+                <w:sz w:val="21"/>
+                <w:szCs w:val="21"/>
+              </w:rPr>
+              <w:t xml:space="preserve">Ragas</w:t>
+            </w:r>
+          </w:p>
+        </w:tc>
+        <w:tc>
+          <w:tcPr>
+            <w:tcW w:type="dxa" w:w="2197"/>
+            <w:tcMar>
+              <w:top w:type="dxa" w:w="70"/>
+              <w:left w:type="dxa" w:w="120"/>
+              <w:bottom w:type="dxa" w:w="70"/>
+              <w:right w:type="dxa" w:w="120"/>
+            </w:tcMar>
+            <w:vAlign w:val="center"/>
+          </w:tcPr>
+          <w:p>
+            <w:pPr>
+              <w:spacing w:line="300"/>
+              <w:jc w:val="left"/>
+            </w:pPr>
+            <w:r>
+              <w:rPr>
+                <w:rFonts w:ascii="Calibri" w:eastAsia="Microsoft YaHei"/>
+                <w:color w:val="1A2B33"/>
+                <w:sz w:val="21"/>
+                <w:szCs w:val="21"/>
+              </w:rPr>
+              <w:t xml:space="preserve">RAG 专用评估</w:t>
+            </w:r>
+          </w:p>
+        </w:tc>
+        <w:tc>
+          <w:tcPr>
+            <w:tcW w:type="dxa" w:w="2197"/>
+            <w:tcMar>
+              <w:top w:type="dxa" w:w="70"/>
+              <w:left w:type="dxa" w:w="120"/>
+              <w:bottom w:type="dxa" w:w="70"/>
+              <w:right w:type="dxa" w:w="120"/>
+            </w:tcMar>
+            <w:vAlign w:val="center"/>
+          </w:tcPr>
+          <w:p>
+            <w:pPr>
+              <w:spacing w:line="300"/>
+              <w:jc w:val="left"/>
+            </w:pPr>
+            <w:r>
+              <w:rPr>
+                <w:rFonts w:ascii="Calibri" w:eastAsia="Microsoft YaHei"/>
+                <w:color w:val="1A2B33"/>
+                <w:sz w:val="21"/>
+                <w:szCs w:val="21"/>
+              </w:rPr>
+              <w:t xml:space="preserve">忠实度</w:t>
+            </w:r>
+          </w:p>
+        </w:tc>
+        <w:tc>
+          <w:tcPr>
+            <w:tcW w:type="dxa" w:w="2197"/>
+            <w:tcMar>
+              <w:top w:type="dxa" w:w="70"/>
+              <w:left w:type="dxa" w:w="120"/>
+              <w:bottom w:type="dxa" w:w="70"/>
+              <w:right w:type="dxa" w:w="120"/>
+            </w:tcMar>
+            <w:vAlign w:val="center"/>
+          </w:tcPr>
+          <w:p>
+            <w:pPr>
+              <w:spacing w:line="300"/>
+              <w:jc w:val="left"/>
+            </w:pPr>
+            <w:r>
+              <w:rPr>
+                <w:rFonts w:ascii="Calibri" w:eastAsia="Microsoft YaHei"/>
+                <w:color w:val="1A2B33"/>
+                <w:sz w:val="21"/>
+                <w:szCs w:val="21"/>
+              </w:rPr>
+              <w:t xml:space="preserve">答案相关性</w:t>
+            </w:r>
+          </w:p>
+        </w:tc>
+      </w:tr>
+      <w:tr>
+        <w:trPr>
+          <w:cantSplit/>
+        </w:trPr>
+        <w:tc>
+          <w:tcPr>
+            <w:tcW w:type="dxa" w:w="2197"/>
+            <w:shd w:fill="EDF3F5" w:val="clear"/>
+            <w:tcMar>
+              <w:top w:type="dxa" w:w="70"/>
+              <w:left w:type="dxa" w:w="120"/>
+              <w:bottom w:type="dxa" w:w="70"/>
+              <w:right w:type="dxa" w:w="120"/>
+            </w:tcMar>
+            <w:vAlign w:val="center"/>
+          </w:tcPr>
+          <w:p>
+            <w:pPr>
+              <w:spacing w:line="300"/>
+              <w:jc w:val="left"/>
+            </w:pPr>
+            <w:r>
+              <w:rPr>
+                <w:rFonts w:ascii="Calibri" w:eastAsia="Microsoft YaHei"/>
+                <w:color w:val="1A2B33"/>
+                <w:sz w:val="21"/>
+                <w:szCs w:val="21"/>
+              </w:rPr>
+              <w:t xml:space="preserve">DeepEval</w:t>
+            </w:r>
+          </w:p>
+        </w:tc>
+        <w:tc>
+          <w:tcPr>
+            <w:tcW w:type="dxa" w:w="2197"/>
+            <w:shd w:fill="EDF3F5" w:val="clear"/>
+            <w:tcMar>
+              <w:top w:type="dxa" w:w="70"/>
+              <w:left w:type="dxa" w:w="120"/>
+              <w:bottom w:type="dxa" w:w="70"/>
+              <w:right w:type="dxa" w:w="120"/>
+            </w:tcMar>
+            <w:vAlign w:val="center"/>
+          </w:tcPr>
+          <w:p>
+            <w:pPr>
+              <w:spacing w:line="300"/>
+              <w:jc w:val="left"/>
+            </w:pPr>
+            <w:r>
+              <w:rPr>
+                <w:rFonts w:ascii="Calibri" w:eastAsia="Microsoft YaHei"/>
+                <w:color w:val="1A2B33"/>
+                <w:sz w:val="21"/>
+                <w:szCs w:val="21"/>
+              </w:rPr>
+              <w:t xml:space="preserve">LLM 应用单元测试</w:t>
+            </w:r>
+          </w:p>
+        </w:tc>
+        <w:tc>
+          <w:tcPr>
+            <w:tcW w:type="dxa" w:w="2197"/>
+            <w:shd w:fill="EDF3F5" w:val="clear"/>
+            <w:tcMar>
+              <w:top w:type="dxa" w:w="70"/>
+              <w:left w:type="dxa" w:w="120"/>
+              <w:bottom w:type="dxa" w:w="70"/>
+              <w:right w:type="dxa" w:w="120"/>
+            </w:tcMar>
+            <w:vAlign w:val="center"/>
+          </w:tcPr>
+          <w:p>
+            <w:pPr>
+              <w:spacing w:line="300"/>
+              <w:jc w:val="left"/>
+            </w:pPr>
+            <w:r>
+              <w:rPr>
+                <w:rFonts w:ascii="Calibri" w:eastAsia="Microsoft YaHei"/>
+                <w:color w:val="1A2B33"/>
+                <w:sz w:val="21"/>
+                <w:szCs w:val="21"/>
+              </w:rPr>
+              <w:t xml:space="preserve">断言式测试、十余种指标、多轮对话与红队</w:t>
+            </w:r>
+          </w:p>
+        </w:tc>
+        <w:tc>
+          <w:tcPr>
+            <w:tcW w:type="dxa" w:w="2197"/>
+            <w:shd w:fill="EDF3F5" w:val="clear"/>
+            <w:tcMar>
+              <w:top w:type="dxa" w:w="70"/>
+              <w:left w:type="dxa" w:w="120"/>
+              <w:bottom w:type="dxa" w:w="70"/>
+              <w:right w:type="dxa" w:w="120"/>
+            </w:tcMar>
+            <w:vAlign w:val="center"/>
+          </w:tcPr>
+          <w:p>
+            <w:pPr>
+              <w:spacing w:line="300"/>
+              <w:jc w:val="left"/>
+            </w:pPr>
+            <w:r>
+              <w:rPr>
+                <w:rFonts w:ascii="Calibri" w:eastAsia="Microsoft YaHei"/>
+                <w:color w:val="1A2B33"/>
+                <w:sz w:val="21"/>
+                <w:szCs w:val="21"/>
+              </w:rPr>
+              <w:t xml:space="preserve">把评估接入 CI，做发布门禁</w:t>
+            </w:r>
+          </w:p>
+        </w:tc>
+      </w:tr>
+      <w:tr>
+        <w:trPr>
+          <w:cantSplit/>
+        </w:trPr>
+        <w:tc>
+          <w:tcPr>
+            <w:tcW w:type="dxa" w:w="2197"/>
+            <w:tcMar>
+              <w:top w:type="dxa" w:w="70"/>
+              <w:left w:type="dxa" w:w="120"/>
+              <w:bottom w:type="dxa" w:w="70"/>
+              <w:right w:type="dxa" w:w="120"/>
+            </w:tcMar>
+            <w:vAlign w:val="center"/>
+          </w:tcPr>
+          <w:p>
+            <w:pPr>
+              <w:spacing w:line="300"/>
+              <w:jc w:val="left"/>
+            </w:pPr>
+            <w:r>
+              <w:rPr>
+                <w:rFonts w:ascii="Calibri" w:eastAsia="Microsoft YaHei"/>
+                <w:color w:val="1A2B33"/>
+                <w:sz w:val="21"/>
+                <w:szCs w:val="21"/>
+              </w:rPr>
+              <w:t xml:space="preserve">promptfoo</w:t>
+            </w:r>
+          </w:p>
+        </w:tc>
+        <w:tc>
+          <w:tcPr>
+            <w:tcW w:type="dxa" w:w="2197"/>
+            <w:tcMar>
+              <w:top w:type="dxa" w:w="70"/>
+              <w:left w:type="dxa" w:w="120"/>
+              <w:bottom w:type="dxa" w:w="70"/>
+              <w:right w:type="dxa" w:w="120"/>
+            </w:tcMar>
+            <w:vAlign w:val="center"/>
+          </w:tcPr>
+          <w:p>
+            <w:pPr>
+              <w:spacing w:line="300"/>
+              <w:jc w:val="left"/>
+            </w:pPr>
+            <w:r>
+              <w:rPr>
+                <w:rFonts w:ascii="Calibri" w:eastAsia="Microsoft YaHei"/>
+                <w:color w:val="1A2B33"/>
+                <w:sz w:val="21"/>
+                <w:szCs w:val="21"/>
+              </w:rPr>
+              <w:t xml:space="preserve">提示词与模型对比</w:t>
+            </w:r>
+          </w:p>
+        </w:tc>
+        <w:tc>
+          <w:tcPr>
+            <w:tcW w:type="dxa" w:w="2197"/>
+            <w:tcMar>
+              <w:top w:type="dxa" w:w="70"/>
+              <w:left w:type="dxa" w:w="120"/>
+              <w:bottom w:type="dxa" w:w="70"/>
+              <w:right w:type="dxa" w:w="120"/>
+            </w:tcMar>
+            <w:vAlign w:val="center"/>
+          </w:tcPr>
+          <w:p>
+            <w:pPr>
+              <w:spacing w:line="300"/>
+              <w:jc w:val="left"/>
+            </w:pPr>
+            <w:r>
+              <w:rPr>
+                <w:rFonts w:ascii="Calibri" w:eastAsia="Microsoft YaHei"/>
+                <w:color w:val="1A2B33"/>
+                <w:sz w:val="21"/>
+                <w:szCs w:val="21"/>
+              </w:rPr>
+              <w:t xml:space="preserve">YAML 用例矩阵、多提示词与多模型并排对比</w:t>
+            </w:r>
+          </w:p>
+        </w:tc>
+        <w:tc>
+          <w:tcPr>
+            <w:tcW w:type="dxa" w:w="2197"/>
+            <w:tcMar>
+              <w:top w:type="dxa" w:w="70"/>
+              <w:left w:type="dxa" w:w="120"/>
+              <w:bottom w:type="dxa" w:w="70"/>
+              <w:right w:type="dxa" w:w="120"/>
+            </w:tcMar>
+            <w:vAlign w:val="center"/>
+          </w:tcPr>
+          <w:p>
+            <w:pPr>
+              <w:spacing w:line="300"/>
+              <w:jc w:val="left"/>
+            </w:pPr>
+            <w:r>
+              <w:rPr>
+                <w:rFonts w:ascii="Calibri" w:eastAsia="Microsoft YaHei"/>
+                <w:color w:val="1A2B33"/>
+                <w:sz w:val="21"/>
+                <w:szCs w:val="21"/>
+              </w:rPr>
+              <w:t xml:space="preserve">换模型、改提示词的效果验证</w:t>
+            </w:r>
+          </w:p>
+        </w:tc>
+      </w:tr>
+      <w:tr>
+        <w:trPr>
+          <w:cantSplit/>
+        </w:trPr>
+        <w:tc>
+          <w:tcPr>
+            <w:tcW w:type="dxa" w:w="2197"/>
+            <w:shd w:fill="EDF3F5" w:val="clear"/>
+            <w:tcMar>
+              <w:top w:type="dxa" w:w="70"/>
+              <w:left w:type="dxa" w:w="120"/>
+              <w:bottom w:type="dxa" w:w="70"/>
+              <w:right w:type="dxa" w:w="120"/>
+            </w:tcMar>
+            <w:vAlign w:val="center"/>
+          </w:tcPr>
+          <w:p>
+            <w:pPr>
+              <w:spacing w:line="300"/>
+              <w:jc w:val="left"/>
+            </w:pPr>
+            <w:r>
+              <w:rPr>
+                <w:rFonts w:ascii="Calibri" w:eastAsia="Microsoft YaHei"/>
+                <w:color w:val="1A2B33"/>
+                <w:sz w:val="21"/>
+                <w:szCs w:val="21"/>
+              </w:rPr>
+              <w:t xml:space="preserve">平台内置评估（LangSmith</w:t>
+            </w:r>
+          </w:p>
+        </w:tc>
+        <w:tc>
+          <w:tcPr>
+            <w:tcW w:type="dxa" w:w="2197"/>
+            <w:shd w:fill="EDF3F5" w:val="clear"/>
+            <w:tcMar>
+              <w:top w:type="dxa" w:w="70"/>
+              <w:left w:type="dxa" w:w="120"/>
+              <w:bottom w:type="dxa" w:w="70"/>
+              <w:right w:type="dxa" w:w="120"/>
+            </w:tcMar>
+            <w:vAlign w:val="center"/>
+          </w:tcPr>
+          <w:p>
+            <w:pPr>
+              <w:spacing w:line="300"/>
+              <w:jc w:val="left"/>
+            </w:pPr>
+            <w:r>
+              <w:rPr>
+                <w:rFonts w:ascii="Calibri" w:eastAsia="Microsoft YaHei"/>
+                <w:color w:val="1A2B33"/>
+                <w:sz w:val="21"/>
+                <w:szCs w:val="21"/>
+              </w:rPr>
+              <w:t xml:space="preserve">Langfuse 等）</w:t>
+            </w:r>
+          </w:p>
+        </w:tc>
+        <w:tc>
+          <w:tcPr>
+            <w:tcW w:type="dxa" w:w="2197"/>
+            <w:shd w:fill="EDF3F5" w:val="clear"/>
+            <w:tcMar>
+              <w:top w:type="dxa" w:w="70"/>
+              <w:left w:type="dxa" w:w="120"/>
+              <w:bottom w:type="dxa" w:w="70"/>
+              <w:right w:type="dxa" w:w="120"/>
+            </w:tcMar>
+            <w:vAlign w:val="center"/>
+          </w:tcPr>
+          <w:p>
+            <w:pPr>
+              <w:spacing w:line="300"/>
+              <w:jc w:val="left"/>
+            </w:pPr>
+            <w:r>
+              <w:rPr>
+                <w:rFonts w:ascii="Calibri" w:eastAsia="Microsoft YaHei"/>
+                <w:color w:val="1A2B33"/>
+                <w:sz w:val="21"/>
+                <w:szCs w:val="21"/>
+              </w:rPr>
+              <w:t xml:space="preserve">观测 + 轻量评估</w:t>
+            </w:r>
+          </w:p>
+        </w:tc>
+        <w:tc>
+          <w:tcPr>
+            <w:tcW w:type="dxa" w:w="2197"/>
+            <w:shd w:fill="EDF3F5" w:val="clear"/>
+            <w:tcMar>
+              <w:top w:type="dxa" w:w="70"/>
+              <w:left w:type="dxa" w:w="120"/>
+              <w:bottom w:type="dxa" w:w="70"/>
+              <w:right w:type="dxa" w:w="120"/>
+            </w:tcMar>
+            <w:vAlign w:val="center"/>
+          </w:tcPr>
+          <w:p>
+            <w:pPr>
+              <w:spacing w:line="300"/>
+              <w:jc w:val="left"/>
+            </w:pPr>
+            <w:r>
+              <w:rPr>
+                <w:rFonts w:ascii="Calibri" w:eastAsia="Microsoft YaHei"/>
+                <w:color w:val="1A2B33"/>
+                <w:sz w:val="21"/>
+                <w:szCs w:val="21"/>
+              </w:rPr>
+              <w:t xml:space="preserve">数据集、人工标注、在线评分</w:t>
+            </w:r>
+          </w:p>
+        </w:tc>
+      </w:tr>
+    </w:tbl>
+    <w:p>
+      <w:pPr>
+        <w:spacing w:after="120"/>
+      </w:pPr>
+    </w:p>
+    <w:p>
+      <w:pPr>
+        <w:spacing w:line="312"/>
+        <w:ind w:firstLine="480"/>
+        <w:jc w:val="both"/>
+      </w:pPr>
+      <w:r>
+        <w:rPr>
+          <w:rFonts w:ascii="Calibri" w:eastAsia="Microsoft YaHei"/>
+          <w:color w:val="1A2B33"/>
+          <w:sz w:val="24"/>
+          <w:szCs w:val="24"/>
+        </w:rPr>
+        <w:t xml:space="preserve">落地路径建议按"先指标、后门禁"推进：第一周用 Ragas（或平台内置评估）给现有系统建 20 到 50 条黄金用例、跑出基线分数；第二周把用例迁进 DeepEval 这类框架、接入 CI 让它变成合并门禁；此后每次提示词、模型、检索参数的变更都必须过门禁——这正是第五章"评估左移"理念的工具化落地。最后记住一个反直觉的经验：**评估框架本身也需要维护**——用例集会腐化（业务变了、答案过时、语料更新），每季度审计一次用例，比不断更换新工具重要得多。</w:t>
+      </w:r>
+    </w:p>
+    <w:p>
+      <w:pPr>
+        <w:pStyle w:val="Heading2"/>
+        <w:keepNext/>
+        <w:spacing w:after="140" w:before="280" w:line="360" w:lineRule="atLeast"/>
+      </w:pPr>
+      <w:bookmarkStart w:id="100020" w:name="_Toc100020"/>
+      <w:r>
+        <w:rPr>
+          <w:rFonts w:ascii="Calibri" w:eastAsia="SimHei"/>
+          <w:b/>
+          <w:bCs/>
+          <w:color w:val="1B4A5C"/>
+          <w:sz w:val="28"/>
+          <w:szCs w:val="28"/>
+        </w:rPr>
+        <w:t xml:space="preserve">3.7 主流平台能力对比表</w:t>
+      </w:r>
+      <w:bookmarkEnd w:id="100020"/>
     </w:p>
     <w:p>
       <w:pPr>
@@ -5891,7 +6640,7 @@
         <w:keepNext/>
         <w:spacing w:after="140" w:before="280" w:line="360" w:lineRule="atLeast"/>
       </w:pPr>
-      <w:bookmarkStart w:id="100020" w:name="_Toc100020"/>
+      <w:bookmarkStart w:id="100021" w:name="_Toc100021"/>
       <w:r>
         <w:rPr>
           <w:rFonts w:ascii="Calibri" w:eastAsia="SimHei"/>
@@ -5901,9 +6650,9 @@
           <w:sz w:val="28"/>
           <w:szCs w:val="28"/>
         </w:rPr>
-        <w:t xml:space="preserve">3.7 平台落地的四步方法论</w:t>
-      </w:r>
-      <w:bookmarkEnd w:id="100020"/>
+        <w:t xml:space="preserve">3.8 平台落地的四步方法论</w:t>
+      </w:r>
+      <w:bookmarkEnd w:id="100021"/>
     </w:p>
     <w:p>
       <w:pPr>
@@ -5960,7 +6709,7 @@
         <w:pageBreakBefore/>
         <w:spacing w:after="200" w:before="360" w:line="400" w:lineRule="atLeast"/>
       </w:pPr>
-      <w:bookmarkStart w:id="100021" w:name="_Toc100021"/>
+      <w:bookmarkStart w:id="100022" w:name="_Toc100022"/>
       <w:r>
         <w:rPr>
           <w:rFonts w:ascii="Calibri" w:eastAsia="SimHei"/>
@@ -5972,7 +6721,7 @@
         </w:rPr>
         <w:t xml:space="preserve">第四章 成本归因：从模型到会话的精细化拆分</w:t>
       </w:r>
-      <w:bookmarkEnd w:id="100021"/>
+      <w:bookmarkEnd w:id="100022"/>
     </w:p>
     <w:p>
       <w:pPr>
@@ -5980,7 +6729,7 @@
         <w:keepNext/>
         <w:spacing w:after="140" w:before="280" w:line="360" w:lineRule="atLeast"/>
       </w:pPr>
-      <w:bookmarkStart w:id="100022" w:name="_Toc100022"/>
+      <w:bookmarkStart w:id="100023" w:name="_Toc100023"/>
       <w:r>
         <w:rPr>
           <w:rFonts w:ascii="Calibri" w:eastAsia="SimHei"/>
@@ -5992,7 +6741,7 @@
         </w:rPr>
         <w:t xml:space="preserve">4.1 为什么成本归因至关重要</w:t>
       </w:r>
-      <w:bookmarkEnd w:id="100022"/>
+      <w:bookmarkEnd w:id="100023"/>
     </w:p>
     <w:p>
       <w:pPr>
@@ -6048,7 +6797,7 @@
         <w:keepNext/>
         <w:spacing w:after="140" w:before="280" w:line="360" w:lineRule="atLeast"/>
       </w:pPr>
-      <w:bookmarkStart w:id="100023" w:name="_Toc100023"/>
+      <w:bookmarkStart w:id="100024" w:name="_Toc100024"/>
       <w:r>
         <w:rPr>
           <w:rFonts w:ascii="Calibri" w:eastAsia="SimHei"/>
@@ -6060,7 +6809,7 @@
         </w:rPr>
         <w:t xml:space="preserve">4.2 成本归因的多维模型</w:t>
       </w:r>
-      <w:bookmarkEnd w:id="100023"/>
+      <w:bookmarkEnd w:id="100024"/>
     </w:p>
     <w:p>
       <w:pPr>
@@ -6116,7 +6865,7 @@
         <w:keepNext/>
         <w:spacing w:after="140" w:before="280" w:line="360" w:lineRule="atLeast"/>
       </w:pPr>
-      <w:bookmarkStart w:id="100024" w:name="_Toc100024"/>
+      <w:bookmarkStart w:id="100025" w:name="_Toc100025"/>
       <w:r>
         <w:rPr>
           <w:rFonts w:ascii="Calibri" w:eastAsia="SimHei"/>
@@ -6128,7 +6877,7 @@
         </w:rPr>
         <w:t xml:space="preserve">4.3 成本计算方法与事件 Schema</w:t>
       </w:r>
-      <w:bookmarkEnd w:id="100024"/>
+      <w:bookmarkEnd w:id="100025"/>
     </w:p>
     <w:p>
       <w:pPr>
@@ -7004,7 +7753,7 @@
         <w:keepNext/>
         <w:spacing w:after="140" w:before="280" w:line="360" w:lineRule="atLeast"/>
       </w:pPr>
-      <w:bookmarkStart w:id="100025" w:name="_Toc100025"/>
+      <w:bookmarkStart w:id="100026" w:name="_Toc100026"/>
       <w:r>
         <w:rPr>
           <w:rFonts w:ascii="Calibri" w:eastAsia="SimHei"/>
@@ -7016,7 +7765,7 @@
         </w:rPr>
         <w:t xml:space="preserve">4.4 成本归因看板与告警机制</w:t>
       </w:r>
-      <w:bookmarkEnd w:id="100025"/>
+      <w:bookmarkEnd w:id="100026"/>
     </w:p>
     <w:p>
       <w:pPr>
@@ -7072,7 +7821,7 @@
         <w:keepNext/>
         <w:spacing w:after="140" w:before="280" w:line="360" w:lineRule="atLeast"/>
       </w:pPr>
-      <w:bookmarkStart w:id="100026" w:name="_Toc100026"/>
+      <w:bookmarkStart w:id="100027" w:name="_Toc100027"/>
       <w:r>
         <w:rPr>
           <w:rFonts w:ascii="Calibri" w:eastAsia="SimHei"/>
@@ -7084,7 +7833,7 @@
         </w:rPr>
         <w:t xml:space="preserve">4.5 成本优化的八大策略</w:t>
       </w:r>
-      <w:bookmarkEnd w:id="100026"/>
+      <w:bookmarkEnd w:id="100027"/>
     </w:p>
     <w:p>
       <w:pPr>
@@ -7141,7 +7890,7 @@
         <w:pageBreakBefore/>
         <w:spacing w:after="200" w:before="360" w:line="400" w:lineRule="atLeast"/>
       </w:pPr>
-      <w:bookmarkStart w:id="100027" w:name="_Toc100027"/>
+      <w:bookmarkStart w:id="100028" w:name="_Toc100028"/>
       <w:r>
         <w:rPr>
           <w:rFonts w:ascii="Calibri" w:eastAsia="SimHei"/>
@@ -7153,7 +7902,7 @@
         </w:rPr>
         <w:t xml:space="preserve">第五章 评估体系：四层金字塔与左移策略</w:t>
       </w:r>
-      <w:bookmarkEnd w:id="100027"/>
+      <w:bookmarkEnd w:id="100028"/>
     </w:p>
     <w:p>
       <w:pPr>
@@ -7161,7 +7910,7 @@
         <w:keepNext/>
         <w:spacing w:after="140" w:before="280" w:line="360" w:lineRule="atLeast"/>
       </w:pPr>
-      <w:bookmarkStart w:id="100028" w:name="_Toc100028"/>
+      <w:bookmarkStart w:id="100029" w:name="_Toc100029"/>
       <w:r>
         <w:rPr>
           <w:rFonts w:ascii="Calibri" w:eastAsia="SimHei"/>
@@ -7173,7 +7922,7 @@
         </w:rPr>
         <w:t xml:space="preserve">5.1 评估金字塔的整体框架</w:t>
       </w:r>
-      <w:bookmarkEnd w:id="100028"/>
+      <w:bookmarkEnd w:id="100029"/>
     </w:p>
     <w:p>
       <w:pPr>
@@ -7674,7 +8423,7 @@
         <w:keepNext/>
         <w:spacing w:after="140" w:before="280" w:line="360" w:lineRule="atLeast"/>
       </w:pPr>
-      <w:bookmarkStart w:id="100029" w:name="_Toc100029"/>
+      <w:bookmarkStart w:id="100030" w:name="_Toc100030"/>
       <w:r>
         <w:rPr>
           <w:rFonts w:ascii="Calibri" w:eastAsia="SimHei"/>
@@ -7686,7 +8435,7 @@
         </w:rPr>
         <w:t xml:space="preserve">5.2 离线评估：黄金数据集的构建与执行</w:t>
       </w:r>
-      <w:bookmarkEnd w:id="100029"/>
+      <w:bookmarkEnd w:id="100030"/>
     </w:p>
     <w:p>
       <w:pPr>
@@ -8134,7 +8883,7 @@
         <w:keepNext/>
         <w:spacing w:after="140" w:before="280" w:line="360" w:lineRule="atLeast"/>
       </w:pPr>
-      <w:bookmarkStart w:id="100030" w:name="_Toc100030"/>
+      <w:bookmarkStart w:id="100031" w:name="_Toc100031"/>
       <w:r>
         <w:rPr>
           <w:rFonts w:ascii="Calibri" w:eastAsia="SimHei"/>
@@ -8146,7 +8895,7 @@
         </w:rPr>
         <w:t xml:space="preserve">5.3 在线评估：A/B 测试、影子流量与实时监控</w:t>
       </w:r>
-      <w:bookmarkEnd w:id="100030"/>
+      <w:bookmarkEnd w:id="100031"/>
     </w:p>
     <w:p>
       <w:pPr>
@@ -8218,7 +8967,7 @@
         <w:keepNext/>
         <w:spacing w:after="140" w:before="280" w:line="360" w:lineRule="atLeast"/>
       </w:pPr>
-      <w:bookmarkStart w:id="100031" w:name="_Toc100031"/>
+      <w:bookmarkStart w:id="100032" w:name="_Toc100032"/>
       <w:r>
         <w:rPr>
           <w:rFonts w:ascii="Calibri" w:eastAsia="SimHei"/>
@@ -8230,7 +8979,7 @@
         </w:rPr>
         <w:t xml:space="preserve">5.4 人工评估：复杂案例的终极裁判</w:t>
       </w:r>
-      <w:bookmarkEnd w:id="100031"/>
+      <w:bookmarkEnd w:id="100032"/>
     </w:p>
     <w:p>
       <w:pPr>
@@ -8302,7 +9051,7 @@
         <w:keepNext/>
         <w:spacing w:after="140" w:before="280" w:line="360" w:lineRule="atLeast"/>
       </w:pPr>
-      <w:bookmarkStart w:id="100032" w:name="_Toc100032"/>
+      <w:bookmarkStart w:id="100033" w:name="_Toc100033"/>
       <w:r>
         <w:rPr>
           <w:rFonts w:ascii="Calibri" w:eastAsia="SimHei"/>
@@ -8314,7 +9063,7 @@
         </w:rPr>
         <w:t xml:space="preserve">5.5 单元评估与评估左移</w:t>
       </w:r>
-      <w:bookmarkEnd w:id="100032"/>
+      <w:bookmarkEnd w:id="100033"/>
     </w:p>
     <w:p>
       <w:pPr>
@@ -8371,7 +9120,7 @@
         <w:pageBreakBefore/>
         <w:spacing w:after="200" w:before="360" w:line="400" w:lineRule="atLeast"/>
       </w:pPr>
-      <w:bookmarkStart w:id="100033" w:name="_Toc100033"/>
+      <w:bookmarkStart w:id="100034" w:name="_Toc100034"/>
       <w:r>
         <w:rPr>
           <w:rFonts w:ascii="Calibri" w:eastAsia="SimHei"/>
@@ -8383,7 +9132,7 @@
         </w:rPr>
         <w:t xml:space="preserve">第六章 LLM-as-a-Judge 与基准测试驱动优化</w:t>
       </w:r>
-      <w:bookmarkEnd w:id="100033"/>
+      <w:bookmarkEnd w:id="100034"/>
     </w:p>
     <w:p>
       <w:pPr>
@@ -8391,7 +9140,7 @@
         <w:keepNext/>
         <w:spacing w:after="140" w:before="280" w:line="360" w:lineRule="atLeast"/>
       </w:pPr>
-      <w:bookmarkStart w:id="100034" w:name="_Toc100034"/>
+      <w:bookmarkStart w:id="100035" w:name="_Toc100035"/>
       <w:r>
         <w:rPr>
           <w:rFonts w:ascii="Calibri" w:eastAsia="SimHei"/>
@@ -8403,7 +9152,7 @@
         </w:rPr>
         <w:t xml:space="preserve">6.1 LLM-as-a-Judge 的设计模式</w:t>
       </w:r>
-      <w:bookmarkEnd w:id="100034"/>
+      <w:bookmarkEnd w:id="100035"/>
     </w:p>
     <w:p>
       <w:pPr>
@@ -8570,7 +9319,7 @@
         <w:keepNext/>
         <w:spacing w:after="140" w:before="280" w:line="360" w:lineRule="atLeast"/>
       </w:pPr>
-      <w:bookmarkStart w:id="100035" w:name="_Toc100035"/>
+      <w:bookmarkStart w:id="100036" w:name="_Toc100036"/>
       <w:r>
         <w:rPr>
           <w:rFonts w:ascii="Calibri" w:eastAsia="SimHei"/>
@@ -8582,7 +9331,7 @@
         </w:rPr>
         <w:t xml:space="preserve">6.2 Judge 偏差与校准方法</w:t>
       </w:r>
-      <w:bookmarkEnd w:id="100035"/>
+      <w:bookmarkEnd w:id="100036"/>
     </w:p>
     <w:p>
       <w:pPr>
@@ -8654,7 +9403,7 @@
         <w:keepNext/>
         <w:spacing w:after="140" w:before="280" w:line="360" w:lineRule="atLeast"/>
       </w:pPr>
-      <w:bookmarkStart w:id="100036" w:name="_Toc100036"/>
+      <w:bookmarkStart w:id="100037" w:name="_Toc100037"/>
       <w:r>
         <w:rPr>
           <w:rFonts w:ascii="Calibri" w:eastAsia="SimHei"/>
@@ -8666,7 +9415,7 @@
         </w:rPr>
         <w:t xml:space="preserve">6.3 公共基准速览</w:t>
       </w:r>
-      <w:bookmarkEnd w:id="100036"/>
+      <w:bookmarkEnd w:id="100037"/>
     </w:p>
     <w:p>
       <w:pPr>
@@ -8754,7 +9503,7 @@
         <w:keepNext/>
         <w:spacing w:after="140" w:before="280" w:line="360" w:lineRule="atLeast"/>
       </w:pPr>
-      <w:bookmarkStart w:id="100037" w:name="_Toc100037"/>
+      <w:bookmarkStart w:id="100038" w:name="_Toc100038"/>
       <w:r>
         <w:rPr>
           <w:rFonts w:ascii="Calibri" w:eastAsia="SimHei"/>
@@ -8766,7 +9515,7 @@
         </w:rPr>
         <w:t xml:space="preserve">6.4 Best-of-N 与评估诚信</w:t>
       </w:r>
-      <w:bookmarkEnd w:id="100037"/>
+      <w:bookmarkEnd w:id="100038"/>
     </w:p>
     <w:p>
       <w:pPr>
@@ -8822,7 +9571,7 @@
         <w:keepNext/>
         <w:spacing w:after="140" w:before="280" w:line="360" w:lineRule="atLeast"/>
       </w:pPr>
-      <w:bookmarkStart w:id="100038" w:name="_Toc100038"/>
+      <w:bookmarkStart w:id="100039" w:name="_Toc100039"/>
       <w:r>
         <w:rPr>
           <w:rFonts w:ascii="Calibri" w:eastAsia="SimHei"/>
@@ -8834,7 +9583,7 @@
         </w:rPr>
         <w:t xml:space="preserve">6.5 关键监控指标与生产化运营</w:t>
       </w:r>
-      <w:bookmarkEnd w:id="100038"/>
+      <w:bookmarkEnd w:id="100039"/>
     </w:p>
     <w:p>
       <w:pPr>
@@ -8971,7 +9720,7 @@
         <w:keepNext/>
         <w:spacing w:after="140" w:before="280" w:line="360" w:lineRule="atLeast"/>
       </w:pPr>
-      <w:bookmarkStart w:id="100039" w:name="_Toc100039"/>
+      <w:bookmarkStart w:id="100040" w:name="_Toc100040"/>
       <w:r>
         <w:rPr>
           <w:rFonts w:ascii="Calibri" w:eastAsia="SimHei"/>
@@ -8983,7 +9732,7 @@
         </w:rPr>
         <w:t xml:space="preserve">6.6 评估驱动的反馈闭环</w:t>
       </w:r>
-      <w:bookmarkEnd w:id="100039"/>
+      <w:bookmarkEnd w:id="100040"/>
     </w:p>
     <w:p>
       <w:pPr>
@@ -9039,7 +9788,7 @@
         <w:keepNext/>
         <w:spacing w:after="140" w:before="280" w:line="360" w:lineRule="atLeast"/>
       </w:pPr>
-      <w:bookmarkStart w:id="100040" w:name="_Toc100040"/>
+      <w:bookmarkStart w:id="100041" w:name="_Toc100041"/>
       <w:r>
         <w:rPr>
           <w:rFonts w:ascii="Calibri" w:eastAsia="SimHei"/>
@@ -9051,7 +9800,7 @@
         </w:rPr>
         <w:t xml:space="preserve">6.7 CI 门禁与无评估不部署</w:t>
       </w:r>
-      <w:bookmarkEnd w:id="100040"/>
+      <w:bookmarkEnd w:id="100041"/>
     </w:p>
     <w:p>
       <w:pPr>
@@ -9124,7 +9873,7 @@
         <w:pageBreakBefore/>
         <w:spacing w:after="200" w:before="360" w:line="400" w:lineRule="atLeast"/>
       </w:pPr>
-      <w:bookmarkStart w:id="100041" w:name="_Toc100041"/>
+      <w:bookmarkStart w:id="100042" w:name="_Toc100042"/>
       <w:r>
         <w:rPr>
           <w:rFonts w:ascii="Calibri" w:eastAsia="SimHei"/>
@@ -9136,7 +9885,7 @@
         </w:rPr>
         <w:t xml:space="preserve">第七章 指标体系设计与事故复盘</w:t>
       </w:r>
-      <w:bookmarkEnd w:id="100041"/>
+      <w:bookmarkEnd w:id="100042"/>
     </w:p>
     <w:p>
       <w:pPr>
@@ -9160,7 +9909,7 @@
         <w:keepNext/>
         <w:spacing w:after="140" w:before="280" w:line="360" w:lineRule="atLeast"/>
       </w:pPr>
-      <w:bookmarkStart w:id="100042" w:name="_Toc100042"/>
+      <w:bookmarkStart w:id="100043" w:name="_Toc100043"/>
       <w:r>
         <w:rPr>
           <w:rFonts w:ascii="Calibri" w:eastAsia="SimHei"/>
@@ -9172,7 +9921,7 @@
         </w:rPr>
         <w:t xml:space="preserve">7.1 从“能监控”到“会设指标”</w:t>
       </w:r>
-      <w:bookmarkEnd w:id="100042"/>
+      <w:bookmarkEnd w:id="100043"/>
     </w:p>
     <w:p>
       <w:pPr>
@@ -9313,7 +10062,7 @@
         <w:keepNext/>
         <w:spacing w:after="140" w:before="280" w:line="360" w:lineRule="atLeast"/>
       </w:pPr>
-      <w:bookmarkStart w:id="100043" w:name="_Toc100043"/>
+      <w:bookmarkStart w:id="100044" w:name="_Toc100044"/>
       <w:r>
         <w:rPr>
           <w:rFonts w:ascii="Calibri" w:eastAsia="SimHei"/>
@@ -9325,7 +10074,7 @@
         </w:rPr>
         <w:t xml:space="preserve">7.2 Agent 系统的 SLI 地图</w:t>
       </w:r>
-      <w:bookmarkEnd w:id="100043"/>
+      <w:bookmarkEnd w:id="100044"/>
     </w:p>
     <w:p>
       <w:pPr>
@@ -11584,7 +12333,7 @@
         <w:keepNext/>
         <w:spacing w:after="140" w:before="280" w:line="360" w:lineRule="atLeast"/>
       </w:pPr>
-      <w:bookmarkStart w:id="100044" w:name="_Toc100044"/>
+      <w:bookmarkStart w:id="100045" w:name="_Toc100045"/>
       <w:r>
         <w:rPr>
           <w:rFonts w:ascii="Calibri" w:eastAsia="SimHei"/>
@@ -11596,7 +12345,7 @@
         </w:rPr>
         <w:t xml:space="preserve">7.3 SLO 设定方法</w:t>
       </w:r>
-      <w:bookmarkEnd w:id="100044"/>
+      <w:bookmarkEnd w:id="100045"/>
     </w:p>
     <w:p>
       <w:pPr>
@@ -12073,7 +12822,7 @@
         <w:keepNext/>
         <w:spacing w:after="140" w:before="280" w:line="360" w:lineRule="atLeast"/>
       </w:pPr>
-      <w:bookmarkStart w:id="100045" w:name="_Toc100045"/>
+      <w:bookmarkStart w:id="100046" w:name="_Toc100046"/>
       <w:r>
         <w:rPr>
           <w:rFonts w:ascii="Calibri" w:eastAsia="SimHei"/>
@@ -12085,7 +12834,7 @@
         </w:rPr>
         <w:t xml:space="preserve">7.4 告警设计</w:t>
       </w:r>
-      <w:bookmarkEnd w:id="100045"/>
+      <w:bookmarkEnd w:id="100046"/>
     </w:p>
     <w:p>
       <w:pPr>
@@ -13463,7 +14212,7 @@
         <w:keepNext/>
         <w:spacing w:after="140" w:before="280" w:line="360" w:lineRule="atLeast"/>
       </w:pPr>
-      <w:bookmarkStart w:id="100046" w:name="_Toc100046"/>
+      <w:bookmarkStart w:id="100047" w:name="_Toc100047"/>
       <w:r>
         <w:rPr>
           <w:rFonts w:ascii="Calibri" w:eastAsia="SimHei"/>
@@ -13475,7 +14224,7 @@
         </w:rPr>
         <w:t xml:space="preserve">7.5 事故复盘流程</w:t>
       </w:r>
-      <w:bookmarkEnd w:id="100046"/>
+      <w:bookmarkEnd w:id="100047"/>
     </w:p>
     <w:p>
       <w:pPr>
@@ -13695,7 +14444,7 @@
         <w:keepNext/>
         <w:spacing w:after="140" w:before="280" w:line="360" w:lineRule="atLeast"/>
       </w:pPr>
-      <w:bookmarkStart w:id="100047" w:name="_Toc100047"/>
+      <w:bookmarkStart w:id="100048" w:name="_Toc100048"/>
       <w:r>
         <w:rPr>
           <w:rFonts w:ascii="Calibri" w:eastAsia="SimHei"/>
@@ -13707,7 +14456,7 @@
         </w:rPr>
         <w:t xml:space="preserve">7.6 从指标到行动</w:t>
       </w:r>
-      <w:bookmarkEnd w:id="100047"/>
+      <w:bookmarkEnd w:id="100048"/>
     </w:p>
     <w:p>
       <w:pPr>
@@ -13832,7 +14581,7 @@
         <w:keepNext/>
         <w:spacing w:after="200" w:before="360" w:line="400" w:lineRule="atLeast"/>
       </w:pPr>
-      <w:bookmarkStart w:id="100048" w:name="_Toc100048"/>
+      <w:bookmarkStart w:id="100049" w:name="_Toc100049"/>
       <w:r>
         <w:rPr>
           <w:rFonts w:ascii="Calibri" w:eastAsia="SimHei"/>
@@ -13844,7 +14593,7 @@
         </w:rPr>
         <w:t xml:space="preserve">本卷小结</w:t>
       </w:r>
-      <w:bookmarkEnd w:id="100048"/>
+      <w:bookmarkEnd w:id="100049"/>
     </w:p>
     <w:p>
       <w:pPr>
@@ -13868,7 +14617,7 @@
         <w:keepNext/>
         <w:spacing w:after="200" w:before="360" w:line="400" w:lineRule="atLeast"/>
       </w:pPr>
-      <w:bookmarkStart w:id="100049" w:name="_Toc100049"/>
+      <w:bookmarkStart w:id="100050" w:name="_Toc100050"/>
       <w:r>
         <w:rPr>
           <w:rFonts w:ascii="Calibri" w:eastAsia="SimHei"/>
@@ -13880,7 +14629,7 @@
         </w:rPr>
         <w:t xml:space="preserve">思考与练习</w:t>
       </w:r>
-      <w:bookmarkEnd w:id="100049"/>
+      <w:bookmarkEnd w:id="100050"/>
     </w:p>
     <w:p>
       <w:pPr>
@@ -13983,7 +14732,7 @@
         <w:keepNext/>
         <w:spacing w:after="200" w:before="360" w:line="400" w:lineRule="atLeast"/>
       </w:pPr>
-      <w:bookmarkStart w:id="100050" w:name="_Toc100050"/>
+      <w:bookmarkStart w:id="100051" w:name="_Toc100051"/>
       <w:r>
         <w:rPr>
           <w:rFonts w:ascii="Calibri" w:eastAsia="SimHei"/>
@@ -13995,7 +14744,7 @@
         </w:rPr>
         <w:t xml:space="preserve">下一卷预告</w:t>
       </w:r>
-      <w:bookmarkEnd w:id="100050"/>
+      <w:bookmarkEnd w:id="100051"/>
     </w:p>
     <w:p>
       <w:pPr>

--- a/downloads/卷15 运维篇：可观测性与评估体系.docx
+++ b/downloads/卷15 运维篇：可观测性与评估体系.docx
@@ -3796,7 +3796,7 @@
           <w:sz w:val="24"/>
           <w:szCs w:val="24"/>
         </w:rPr>
-        <w:t xml:space="preserve">可观测平台解决"看得见"，评估框架解决"判得准"。两者的分工值得先厘清：LangSmith、Langfuse 这类平台的核心是把运行轨迹、成本、延迟、人工标注集中起来（本章前几节），它们内置的评估能力偏"通用而轻量"；而专职评估框架的价值在于**把评估变成可编程的断言与可重复的流水线**——写用例、跑批量断言、接入 CI、按版本对比，像写单元测试一样写 LLM 评估。生产团队通常两者并用：平台管观测与人工评审，框架管自动回归。</w:t>
+        <w:t xml:space="preserve">可观测平台解决"看得见"，评估框架解决"判得准"。两者的分工值得先厘清：LangSmith、Langfuse 这类平台的核心是把运行轨迹、成本、延迟、人工标注集中起来（本章前几节），它们内置的评估能力偏"通用而轻量"；而专职评估框架的价值在于把评估变成可编程的断言与可重复的流水线——写用例、跑批量断言、接入 CI、按版本对比，像写单元测试一样写 LLM 评估。生产团队通常两者并用：平台管观测与人工评审，框架管自动回归。</w:t>
       </w:r>
     </w:p>
     <w:p>
@@ -3812,7 +3812,7 @@
           <w:sz w:val="24"/>
           <w:szCs w:val="24"/>
         </w:rPr>
-        <w:t xml:space="preserve">**Ragas** 是 RAG 专用评估框架的代表。它把 RAG 系统的质量拆成四个可自动计算的指标：**忠实度（Faithfulness）**——答案的每个论断是否都能在检索到的上下文里找到依据（衡量幻觉）；**答案相关性（Answer Relevancy）**——答案是否切题；**上下文精确率（Context Precision）**——检索到的片段里有多少真正有用；**上下文召回率（Context Recall）**——回答所需的信息有多少被检索回来。四个指标正好对应检索与生成两段链路，定位问题非常直接：召回率低就回去修检索（卷08/卷09），忠实度低就检查提示词与拒答逻辑。Ragas 用 LLM-as-Judge 自动打分（关键指标可用人工标注校准），与 LangChain / LlamaIndex 集成顺畅，是 RAG 项目建立第一套回归指标的最短路径。</w:t>
+        <w:t xml:space="preserve">Ragas 是 RAG 专用评估框架的代表。它把 RAG 系统的质量拆成四个可自动计算的指标：忠实度（Faithfulness）——答案的每个论断是否都能在检索到的上下文里找到依据（衡量幻觉）；答案相关性（Answer Relevancy）——答案是否切题；上下文精确率（Context Precision）——检索到的片段里有多少真正有用；上下文召回率（Context Recall）——回答所需的信息有多少被检索回来。四个指标正好对应检索与生成两段链路，定位问题非常直接：召回率低就回去修检索（卷08/卷09），忠实度低就检查提示词与拒答逻辑。Ragas 用 LLM-as-Judge 自动打分（关键指标可用人工标注校准），与 LangChain / LlamaIndex 集成顺畅，是 RAG 项目建立第一套回归指标的最短路径。</w:t>
       </w:r>
     </w:p>
     <w:p>
@@ -3828,7 +3828,7 @@
           <w:sz w:val="24"/>
           <w:szCs w:val="24"/>
         </w:rPr>
-        <w:t xml:space="preserve">**DeepEval** 的定位是"LLM 应用的单元测试框架"——熟悉 pytest 的话，它就是那套心智的迁移：用断言式写法组织测试、用指标类（幻觉、答案相关性、偏见、毒性、工具调用正确性等十余种）给用例打分、支持多轮对话测试与红队攻击模拟，一条命令跑完整套评估并输出报告。它的价值在**工程化的严谨**：评估用例进代码仓库、随 CI 一起跑、每个提示词或模型变更都过门禁（与本卷第六章"评估驱动开发"的闭环直接衔接）。**promptfoo** 则专攻提示词与模型对比：用 YAML 声明一批用例与多个候选提示词/模型，批量执行后生成对比矩阵，适合"换模型、改提示词前后到底差多少"这类高频决策。三者与可观测平台的关系可以一句话概括：**平台是仪表盘，框架是质检线**——仪表盘告诉你系统状态，质检线决定产品能不能出厂。</w:t>
+        <w:t xml:space="preserve">DeepEval 的定位是"LLM 应用的单元测试框架"——熟悉 pytest 的话，它就是那套心智的迁移：用断言式写法组织测试、用指标类（幻觉、答案相关性、偏见、毒性、工具调用正确性等十余种）给用例打分、支持多轮对话测试与红队攻击模拟，一条命令跑完整套评估并输出报告。它的价值在工程化的严谨：评估用例进代码仓库、随 CI 一起跑、每个提示词或模型变更都过门禁（与本卷第六章"评估驱动开发"的闭环直接衔接）。promptfoo 则专攻提示词与模型对比：用 YAML 声明一批用例与多个候选提示词/模型，批量执行后生成对比矩阵，适合"换模型、改提示词前后到底差多少"这类高频决策。三者与可观测平台的关系可以一句话概括：平台是仪表盘，框架是质检线——仪表盘告诉你系统状态，质检线决定产品能不能出厂。</w:t>
       </w:r>
     </w:p>
     <w:p>
@@ -4473,7 +4473,7 @@
           <w:sz w:val="24"/>
           <w:szCs w:val="24"/>
         </w:rPr>
-        <w:t xml:space="preserve">落地路径建议按"先指标、后门禁"推进：第一周用 Ragas（或平台内置评估）给现有系统建 20 到 50 条黄金用例、跑出基线分数；第二周把用例迁进 DeepEval 这类框架、接入 CI 让它变成合并门禁；此后每次提示词、模型、检索参数的变更都必须过门禁——这正是第五章"评估左移"理念的工具化落地。最后记住一个反直觉的经验：**评估框架本身也需要维护**——用例集会腐化（业务变了、答案过时、语料更新），每季度审计一次用例，比不断更换新工具重要得多。</w:t>
+        <w:t xml:space="preserve">落地路径建议按"先指标、后门禁"推进：第一周用 Ragas（或平台内置评估）给现有系统建 20 到 50 条黄金用例、跑出基线分数；第二周把用例迁进 DeepEval 这类框架、接入 CI 让它变成合并门禁；此后每次提示词、模型、检索参数的变更都必须过门禁——这正是第五章"评估左移"理念的工具化落地。最后记住一个反直觉的经验：评估框架本身也需要维护——用例集会腐化（业务变了、答案过时、语料更新），每季度审计一次用例，比不断更换新工具重要得多。</w:t>
       </w:r>
     </w:p>
     <w:p>

--- a/downloads/卷15 运维篇：可观测性与评估体系.docx
+++ b/downloads/卷15 运维篇：可观测性与评估体系.docx
@@ -2353,7 +2353,7 @@
               <w:rPr>
                 <w:rStyle w:val="Hyperlink"/>
               </w:rPr>
-              <w:t>思考与练习</w:t>
+              <w:t>本卷实战实验室</w:t>
             </w:r>
             <w:r>
               <w:tab/>
@@ -2369,6 +2369,78 @@
             </w:r>
             <w:r>
               <w:t>46</w:t>
+            </w:r>
+            <w:r>
+              <w:fldChar w:fldCharType="end"/>
+            </w:r>
+          </w:hyperlink>
+        </w:p>
+        <w:p>
+          <w:pPr>
+            <w:pStyle w:val="11"/>
+            <w:ind w:left="360"/>
+            <w:tabs>
+              <w:tab w:val="right" w:leader="dot" w:pos="9026"/>
+            </w:tabs>
+            <w:spacing w:before="120" w:after="60"/>
+          </w:pPr>
+          <w:hyperlink w:anchor="_Toc100051" w:history="1">
+            <w:r>
+              <w:rPr>
+                <w:rStyle w:val="Hyperlink"/>
+              </w:rPr>
+              <w:t>实验 1：接入可观测平台，看见完整 Trace（45 分钟）</w:t>
+            </w:r>
+            <w:r>
+              <w:tab/>
+            </w:r>
+            <w:r>
+              <w:fldChar w:fldCharType="begin"/>
+            </w:r>
+            <w:r>
+              <w:instrText xml:space="preserve"> PAGEREF _Toc100051 \h </w:instrText>
+            </w:r>
+            <w:r>
+              <w:fldChar w:fldCharType="separate"/>
+            </w:r>
+            <w:r>
+              <w:t>47</w:t>
+            </w:r>
+            <w:r>
+              <w:fldChar w:fldCharType="end"/>
+            </w:r>
+          </w:hyperlink>
+        </w:p>
+        <w:p>
+          <w:pPr>
+            <w:pStyle w:val="11"/>
+            <w:ind w:left="360"/>
+            <w:tabs>
+              <w:tab w:val="right" w:leader="dot" w:pos="9026"/>
+            </w:tabs>
+            <w:spacing w:before="120" w:after="60"/>
+          </w:pPr>
+          <w:hyperlink w:anchor="_Toc100052" w:history="1">
+            <w:r>
+              <w:rPr>
+                <w:rStyle w:val="Hyperlink"/>
+              </w:rPr>
+              <w:t>实验 2：用 Ragas 跑出第一批质量分（45 分钟）</w:t>
+            </w:r>
+            <w:r>
+              <w:tab/>
+            </w:r>
+            <w:r>
+              <w:fldChar w:fldCharType="begin"/>
+            </w:r>
+            <w:r>
+              <w:instrText xml:space="preserve"> PAGEREF _Toc100052 \h </w:instrText>
+            </w:r>
+            <w:r>
+              <w:fldChar w:fldCharType="separate"/>
+            </w:r>
+            <w:r>
+              <w:t>47</w:t>
             </w:r>
             <w:r>
               <w:fldChar w:fldCharType="end"/>
@@ -2383,11 +2455,441 @@
             </w:tabs>
             <w:spacing w:before="120" w:after="60"/>
           </w:pPr>
-          <w:hyperlink w:anchor="_Toc100051" w:history="1">
+          <w:hyperlink w:anchor="_Toc100053" w:history="1">
             <w:r>
               <w:rPr>
                 <w:rStyle w:val="Hyperlink"/>
               </w:rPr>
+              <w:t>思考与练习</w:t>
+            </w:r>
+            <w:r>
+              <w:tab/>
+            </w:r>
+            <w:r>
+              <w:fldChar w:fldCharType="begin"/>
+            </w:r>
+            <w:r>
+              <w:instrText xml:space="preserve"> PAGEREF _Toc100053 \h </w:instrText>
+            </w:r>
+            <w:r>
+              <w:fldChar w:fldCharType="separate"/>
+            </w:r>
+            <w:r>
+              <w:t>49</w:t>
+            </w:r>
+            <w:r>
+              <w:fldChar w:fldCharType="end"/>
+            </w:r>
+          </w:hyperlink>
+        </w:p>
+        <w:p>
+          <w:pPr>
+            <w:pStyle w:val="9"/>
+            <w:tabs>
+              <w:tab w:val="right" w:leader="dot" w:pos="9026"/>
+            </w:tabs>
+            <w:spacing w:before="120" w:after="60"/>
+          </w:pPr>
+          <w:hyperlink w:anchor="_Toc100054" w:history="1">
+            <w:r>
+              <w:rPr>
+                <w:rStyle w:val="Hyperlink"/>
+              </w:rPr>
+              <w:t>面试题精选（附参考答案）</w:t>
+            </w:r>
+            <w:r>
+              <w:tab/>
+            </w:r>
+            <w:r>
+              <w:fldChar w:fldCharType="begin"/>
+            </w:r>
+            <w:r>
+              <w:instrText xml:space="preserve"> PAGEREF _Toc100054 \h </w:instrText>
+            </w:r>
+            <w:r>
+              <w:fldChar w:fldCharType="separate"/>
+            </w:r>
+            <w:r>
+              <w:t>49</w:t>
+            </w:r>
+            <w:r>
+              <w:fldChar w:fldCharType="end"/>
+            </w:r>
+          </w:hyperlink>
+        </w:p>
+        <w:p>
+          <w:pPr>
+            <w:pStyle w:val="11"/>
+            <w:ind w:left="360"/>
+            <w:tabs>
+              <w:tab w:val="right" w:leader="dot" w:pos="9026"/>
+            </w:tabs>
+            <w:spacing w:before="120" w:after="60"/>
+          </w:pPr>
+          <w:hyperlink w:anchor="_Toc100055" w:history="1">
+            <w:r>
+              <w:rPr>
+                <w:rStyle w:val="Hyperlink"/>
+              </w:rPr>
+              <w:t>题1　为什么传统 APM 无法直接观测 LLM 应用？</w:t>
+            </w:r>
+            <w:r>
+              <w:tab/>
+            </w:r>
+            <w:r>
+              <w:fldChar w:fldCharType="begin"/>
+            </w:r>
+            <w:r>
+              <w:instrText xml:space="preserve"> PAGEREF _Toc100055 \h </w:instrText>
+            </w:r>
+            <w:r>
+              <w:fldChar w:fldCharType="separate"/>
+            </w:r>
+            <w:r>
+              <w:t>50</w:t>
+            </w:r>
+            <w:r>
+              <w:fldChar w:fldCharType="end"/>
+            </w:r>
+          </w:hyperlink>
+        </w:p>
+        <w:p>
+          <w:pPr>
+            <w:pStyle w:val="11"/>
+            <w:ind w:left="360"/>
+            <w:tabs>
+              <w:tab w:val="right" w:leader="dot" w:pos="9026"/>
+            </w:tabs>
+            <w:spacing w:before="120" w:after="60"/>
+          </w:pPr>
+          <w:hyperlink w:anchor="_Toc100056" w:history="1">
+            <w:r>
+              <w:rPr>
+                <w:rStyle w:val="Hyperlink"/>
+              </w:rPr>
+              <w:t>题2　Trace、Span、Generation 如何构成可回放执行树？</w:t>
+            </w:r>
+            <w:r>
+              <w:tab/>
+            </w:r>
+            <w:r>
+              <w:fldChar w:fldCharType="begin"/>
+            </w:r>
+            <w:r>
+              <w:instrText xml:space="preserve"> PAGEREF _Toc100056 \h </w:instrText>
+            </w:r>
+            <w:r>
+              <w:fldChar w:fldCharType="separate"/>
+            </w:r>
+            <w:r>
+              <w:t>50</w:t>
+            </w:r>
+            <w:r>
+              <w:fldChar w:fldCharType="end"/>
+            </w:r>
+          </w:hyperlink>
+        </w:p>
+        <w:p>
+          <w:pPr>
+            <w:pStyle w:val="11"/>
+            <w:ind w:left="360"/>
+            <w:tabs>
+              <w:tab w:val="right" w:leader="dot" w:pos="9026"/>
+            </w:tabs>
+            <w:spacing w:before="120" w:after="60"/>
+          </w:pPr>
+          <w:hyperlink w:anchor="_Toc100057" w:history="1">
+            <w:r>
+              <w:rPr>
+                <w:rStyle w:val="Hyperlink"/>
+              </w:rPr>
+              <w:t>题3　OpenTelemetry 的 GenAI 语义约定解决了什么问题？</w:t>
+            </w:r>
+            <w:r>
+              <w:tab/>
+            </w:r>
+            <w:r>
+              <w:fldChar w:fldCharType="begin"/>
+            </w:r>
+            <w:r>
+              <w:instrText xml:space="preserve"> PAGEREF _Toc100057 \h </w:instrText>
+            </w:r>
+            <w:r>
+              <w:fldChar w:fldCharType="separate"/>
+            </w:r>
+            <w:r>
+              <w:t>51</w:t>
+            </w:r>
+            <w:r>
+              <w:fldChar w:fldCharType="end"/>
+            </w:r>
+          </w:hyperlink>
+        </w:p>
+        <w:p>
+          <w:pPr>
+            <w:pStyle w:val="11"/>
+            <w:ind w:left="360"/>
+            <w:tabs>
+              <w:tab w:val="right" w:leader="dot" w:pos="9026"/>
+            </w:tabs>
+            <w:spacing w:before="120" w:after="60"/>
+          </w:pPr>
+          <w:hyperlink w:anchor="_Toc100058" w:history="1">
+            <w:r>
+              <w:rPr>
+                <w:rStyle w:val="Hyperlink"/>
+              </w:rPr>
+              <w:t>题4　LangSmith、Langfuse、Phoenix、Helicone 如何选型？</w:t>
+            </w:r>
+            <w:r>
+              <w:tab/>
+            </w:r>
+            <w:r>
+              <w:fldChar w:fldCharType="begin"/>
+            </w:r>
+            <w:r>
+              <w:instrText xml:space="preserve"> PAGEREF _Toc100058 \h </w:instrText>
+            </w:r>
+            <w:r>
+              <w:fldChar w:fldCharType="separate"/>
+            </w:r>
+            <w:r>
+              <w:t>52</w:t>
+            </w:r>
+            <w:r>
+              <w:fldChar w:fldCharType="end"/>
+            </w:r>
+          </w:hyperlink>
+        </w:p>
+        <w:p>
+          <w:pPr>
+            <w:pStyle w:val="11"/>
+            <w:ind w:left="360"/>
+            <w:tabs>
+              <w:tab w:val="right" w:leader="dot" w:pos="9026"/>
+            </w:tabs>
+            <w:spacing w:before="120" w:after="60"/>
+          </w:pPr>
+          <w:hyperlink w:anchor="_Toc100059" w:history="1">
+            <w:r>
+              <w:rPr>
+                <w:rStyle w:val="Hyperlink"/>
+              </w:rPr>
+              <w:t>题5　成本归因如何把钱拆到会话与用户？有哪些计算细节？</w:t>
+            </w:r>
+            <w:r>
+              <w:tab/>
+            </w:r>
+            <w:r>
+              <w:fldChar w:fldCharType="begin"/>
+            </w:r>
+            <w:r>
+              <w:instrText xml:space="preserve"> PAGEREF _Toc100059 \h </w:instrText>
+            </w:r>
+            <w:r>
+              <w:fldChar w:fldCharType="separate"/>
+            </w:r>
+            <w:r>
+              <w:t>53</w:t>
+            </w:r>
+            <w:r>
+              <w:fldChar w:fldCharType="end"/>
+            </w:r>
+          </w:hyperlink>
+        </w:p>
+        <w:p>
+          <w:pPr>
+            <w:pStyle w:val="11"/>
+            <w:ind w:left="360"/>
+            <w:tabs>
+              <w:tab w:val="right" w:leader="dot" w:pos="9026"/>
+            </w:tabs>
+            <w:spacing w:before="120" w:after="60"/>
+          </w:pPr>
+          <w:hyperlink w:anchor="_Toc100060" w:history="1">
+            <w:r>
+              <w:rPr>
+                <w:rStyle w:val="Hyperlink"/>
+              </w:rPr>
+              <w:t>题6　生产环境要监控哪些指标？告警如何分级？</w:t>
+            </w:r>
+            <w:r>
+              <w:tab/>
+            </w:r>
+            <w:r>
+              <w:fldChar w:fldCharType="begin"/>
+            </w:r>
+            <w:r>
+              <w:instrText xml:space="preserve"> PAGEREF _Toc100060 \h </w:instrText>
+            </w:r>
+            <w:r>
+              <w:fldChar w:fldCharType="separate"/>
+            </w:r>
+            <w:r>
+              <w:t>53</w:t>
+            </w:r>
+            <w:r>
+              <w:fldChar w:fldCharType="end"/>
+            </w:r>
+          </w:hyperlink>
+        </w:p>
+        <w:p>
+          <w:pPr>
+            <w:pStyle w:val="11"/>
+            <w:ind w:left="360"/>
+            <w:tabs>
+              <w:tab w:val="right" w:leader="dot" w:pos="9026"/>
+            </w:tabs>
+            <w:spacing w:before="120" w:after="60"/>
+          </w:pPr>
+          <w:hyperlink w:anchor="_Toc100061" w:history="1">
+            <w:r>
+              <w:rPr>
+                <w:rStyle w:val="Hyperlink"/>
+              </w:rPr>
+              <w:t>题7　评估金字塔四层如何分工？什么是评估左移？</w:t>
+            </w:r>
+            <w:r>
+              <w:tab/>
+            </w:r>
+            <w:r>
+              <w:fldChar w:fldCharType="begin"/>
+            </w:r>
+            <w:r>
+              <w:instrText xml:space="preserve"> PAGEREF _Toc100061 \h </w:instrText>
+            </w:r>
+            <w:r>
+              <w:fldChar w:fldCharType="separate"/>
+            </w:r>
+            <w:r>
+              <w:t>54</w:t>
+            </w:r>
+            <w:r>
+              <w:fldChar w:fldCharType="end"/>
+            </w:r>
+          </w:hyperlink>
+        </w:p>
+        <w:p>
+          <w:pPr>
+            <w:pStyle w:val="11"/>
+            <w:ind w:left="360"/>
+            <w:tabs>
+              <w:tab w:val="right" w:leader="dot" w:pos="9026"/>
+            </w:tabs>
+            <w:spacing w:before="120" w:after="60"/>
+          </w:pPr>
+          <w:hyperlink w:anchor="_Toc100062" w:history="1">
+            <w:r>
+              <w:rPr>
+                <w:rStyle w:val="Hyperlink"/>
+              </w:rPr>
+              <w:t>题8　如何构建离线评估的黄金数据集？</w:t>
+            </w:r>
+            <w:r>
+              <w:tab/>
+            </w:r>
+            <w:r>
+              <w:fldChar w:fldCharType="begin"/>
+            </w:r>
+            <w:r>
+              <w:instrText xml:space="preserve"> PAGEREF _Toc100062 \h </w:instrText>
+            </w:r>
+            <w:r>
+              <w:fldChar w:fldCharType="separate"/>
+            </w:r>
+            <w:r>
+              <w:t>55</w:t>
+            </w:r>
+            <w:r>
+              <w:fldChar w:fldCharType="end"/>
+            </w:r>
+          </w:hyperlink>
+        </w:p>
+        <w:p>
+          <w:pPr>
+            <w:pStyle w:val="11"/>
+            <w:ind w:left="360"/>
+            <w:tabs>
+              <w:tab w:val="right" w:leader="dot" w:pos="9026"/>
+            </w:tabs>
+            <w:spacing w:before="120" w:after="60"/>
+          </w:pPr>
+          <w:hyperlink w:anchor="_Toc100063" w:history="1">
+            <w:r>
+              <w:rPr>
+                <w:rStyle w:val="Hyperlink"/>
+              </w:rPr>
+              <w:t>题9　LLM-as-a-Judge 有哪些偏差？如何校准？</w:t>
+            </w:r>
+            <w:r>
+              <w:tab/>
+            </w:r>
+            <w:r>
+              <w:fldChar w:fldCharType="begin"/>
+            </w:r>
+            <w:r>
+              <w:instrText xml:space="preserve"> PAGEREF _Toc100063 \h </w:instrText>
+            </w:r>
+            <w:r>
+              <w:fldChar w:fldCharType="separate"/>
+            </w:r>
+            <w:r>
+              <w:t>56</w:t>
+            </w:r>
+            <w:r>
+              <w:fldChar w:fldCharType="end"/>
+            </w:r>
+          </w:hyperlink>
+        </w:p>
+        <w:p>
+          <w:pPr>
+            <w:pStyle w:val="11"/>
+            <w:ind w:left="360"/>
+            <w:tabs>
+              <w:tab w:val="right" w:leader="dot" w:pos="9026"/>
+            </w:tabs>
+            <w:spacing w:before="120" w:after="60"/>
+          </w:pPr>
+          <w:hyperlink w:anchor="_Toc100064" w:history="1">
+            <w:r>
+              <w:rPr>
+                <w:rStyle w:val="Hyperlink"/>
+              </w:rPr>
+              <w:t>题10　什么是 SLI、SLO 与错误预算？如何据此设计告警？</w:t>
+            </w:r>
+            <w:r>
+              <w:tab/>
+            </w:r>
+            <w:r>
+              <w:fldChar w:fldCharType="begin"/>
+            </w:r>
+            <w:r>
+              <w:instrText xml:space="preserve"> PAGEREF _Toc100064 \h </w:instrText>
+            </w:r>
+            <w:r>
+              <w:fldChar w:fldCharType="separate"/>
+            </w:r>
+            <w:r>
+              <w:t>56</w:t>
+            </w:r>
+            <w:r>
+              <w:fldChar w:fldCharType="end"/>
+            </w:r>
+          </w:hyperlink>
+        </w:p>
+        <w:p>
+          <w:pPr>
+            <w:pStyle w:val="9"/>
+            <w:tabs>
+              <w:tab w:val="right" w:leader="dot" w:pos="9026"/>
+            </w:tabs>
+            <w:spacing w:before="120" w:after="60"/>
+          </w:pPr>
+          <w:hyperlink w:anchor="_Toc100065" w:history="1">
+            <w:r>
+              <w:rPr>
+                <w:rStyle w:val="Hyperlink"/>
+              </w:rPr>
               <w:t>下一卷预告</w:t>
             </w:r>
             <w:r>
@@ -2397,13 +2899,13 @@
               <w:fldChar w:fldCharType="begin"/>
             </w:r>
             <w:r>
-              <w:instrText xml:space="preserve"> PAGEREF _Toc100051 \h </w:instrText>
+              <w:instrText xml:space="preserve"> PAGEREF _Toc100065 \h </w:instrText>
             </w:r>
             <w:r>
               <w:fldChar w:fldCharType="separate"/>
             </w:r>
             <w:r>
-              <w:t>47</w:t>
+              <w:t>57</w:t>
             </w:r>
             <w:r>
               <w:fldChar w:fldCharType="end"/>
@@ -14627,104 +15129,406 @@
           <w:sz w:val="32"/>
           <w:szCs w:val="32"/>
         </w:rPr>
-        <w:t xml:space="preserve">思考与练习</w:t>
+        <w:t xml:space="preserve">本卷实战实验室</w:t>
       </w:r>
       <w:bookmarkEnd w:id="100050"/>
     </w:p>
     <w:p>
       <w:pPr>
-        <w:pStyle w:val="ListParagraph"/>
-        <w:numPr>
-          <w:ilvl w:val="0"/>
-          <w:numId w:val="2"/>
-        </w:numPr>
-        <w:spacing w:line="312"/>
-      </w:pPr>
-      <w:r>
-        <w:rPr>
-          <w:rFonts w:ascii="Calibri" w:eastAsia="Microsoft YaHei"/>
-          <w:color w:val="1A2B33"/>
-          <w:sz w:val="24"/>
-          <w:szCs w:val="24"/>
-        </w:rPr>
-        <w:t xml:space="preserve">用 OpenTelemetry SDK 为一个简单的 Chain（提示词→LLM 调用→解析输出）手动埋点，要求 Span 嵌套体现完整的执行顺序，并记录输入输出 Token、模型名称、耗时与错误码；用 Jaeger 或 Tempo 启动后端验证 Trace 树结构。</w:t>
-      </w:r>
-    </w:p>
-    <w:p>
-      <w:pPr>
-        <w:pStyle w:val="ListParagraph"/>
-        <w:numPr>
-          <w:ilvl w:val="0"/>
-          <w:numId w:val="2"/>
-        </w:numPr>
-        <w:spacing w:line="312"/>
-      </w:pPr>
-      <w:r>
-        <w:rPr>
-          <w:rFonts w:ascii="Calibri" w:eastAsia="Microsoft YaHei"/>
-          <w:color w:val="1A2B33"/>
-          <w:sz w:val="24"/>
-          <w:szCs w:val="24"/>
-        </w:rPr>
-        <w:t xml:space="preserve">构造一个 20 条客服场景黄金集，分布覆盖订单查询、退款、投诉、地址修改四类；用 mock 函数模拟 Agent 调用，分别用规则评分与 LLM-as-a-Judge 评分对比两者差异，输出一份 Markdown 评估报表。</w:t>
-      </w:r>
-    </w:p>
-    <w:p>
-      <w:pPr>
-        <w:pStyle w:val="ListParagraph"/>
-        <w:numPr>
-          <w:ilvl w:val="0"/>
-          <w:numId w:val="2"/>
-        </w:numPr>
-        <w:spacing w:line="312"/>
-      </w:pPr>
-      <w:r>
-        <w:rPr>
-          <w:rFonts w:ascii="Calibri" w:eastAsia="Microsoft YaHei"/>
-          <w:color w:val="1A2B33"/>
-          <w:sz w:val="24"/>
-          <w:szCs w:val="24"/>
-        </w:rPr>
-        <w:t xml:space="preserve">设计一个成本归因看板，要求同时支持按模型/工具/用户/会话/功能五个维度钻取；用 ClickHouse 或 DuckDB 演示存储与查询，给出 Top-5 高成本请求的排查路径。</w:t>
-      </w:r>
-    </w:p>
-    <w:p>
-      <w:pPr>
-        <w:pStyle w:val="ListParagraph"/>
-        <w:numPr>
-          <w:ilvl w:val="0"/>
-          <w:numId w:val="2"/>
-        </w:numPr>
-        <w:spacing w:line="312"/>
-      </w:pPr>
-      <w:r>
-        <w:rPr>
-          <w:rFonts w:ascii="Calibri" w:eastAsia="Microsoft YaHei"/>
-          <w:color w:val="1A2B33"/>
-          <w:sz w:val="24"/>
-          <w:szCs w:val="24"/>
-        </w:rPr>
-        <w:t xml:space="preserve">用 LLM-as-a-Judge 评估一个 RAG 系统的 50 条响应，覆盖忠实性、完整性、相关性、安全性四个维度；计算 Judge 评分与人工评分的 Cohen's Kappa，并识别 Judge 最可能偏差最大的样本类型。</w:t>
-      </w:r>
-    </w:p>
-    <w:p>
-      <w:pPr>
-        <w:pStyle w:val="ListParagraph"/>
-        <w:numPr>
-          <w:ilvl w:val="0"/>
-          <w:numId w:val="2"/>
-        </w:numPr>
-        <w:spacing w:line="312"/>
-      </w:pPr>
-      <w:r>
-        <w:rPr>
-          <w:rFonts w:ascii="Calibri" w:eastAsia="Microsoft YaHei"/>
-          <w:color w:val="1A2B33"/>
-          <w:sz w:val="24"/>
-          <w:szCs w:val="24"/>
-        </w:rPr>
-        <w:t xml:space="preserve">为一个提示词变更设计 CI 评估门禁：在 PR 提交时自动加载黄金集→运行 Agent→计算核心指标→对比基线→输出决策；要求门禁规则至少包含核心指标不退步、新能力达标、成本不超限三条。</w:t>
-      </w:r>
+        <w:spacing w:line="312"/>
+        <w:ind w:firstLine="480"/>
+        <w:jc w:val="both"/>
+      </w:pPr>
+      <w:r>
+        <w:rPr>
+          <w:rFonts w:ascii="Calibri" w:eastAsia="Microsoft YaHei"/>
+          <w:color w:val="1A2B33"/>
+          <w:sz w:val="24"/>
+          <w:szCs w:val="24"/>
+        </w:rPr>
+        <w:t xml:space="preserve">本卷实验：给你的 Agent 接上"体检系统"。总耗时约 90 分钟；实验 1 用 Langfuse（云免费版或自托管），实验 2 用 Ragas。</w:t>
+      </w:r>
+    </w:p>
+    <w:p>
+      <w:pPr>
+        <w:pStyle w:val="Heading2"/>
+        <w:keepNext/>
+        <w:spacing w:after="140" w:before="280" w:line="360" w:lineRule="atLeast"/>
+      </w:pPr>
+      <w:bookmarkStart w:id="100051" w:name="_Toc100051"/>
+      <w:r>
+        <w:rPr>
+          <w:rFonts w:ascii="Calibri" w:eastAsia="SimHei"/>
+          <w:b/>
+          <w:bCs/>
+          <w:color w:val="1B4A5C"/>
+          <w:sz w:val="28"/>
+          <w:szCs w:val="28"/>
+        </w:rPr>
+        <w:t xml:space="preserve">实验 1：接入可观测平台，看见完整 Trace（45 分钟）</w:t>
+      </w:r>
+      <w:bookmarkEnd w:id="100051"/>
+    </w:p>
+    <w:p>
+      <w:pPr>
+        <w:spacing w:line="312"/>
+        <w:ind w:firstLine="480"/>
+        <w:jc w:val="both"/>
+      </w:pPr>
+      <w:r>
+        <w:rPr>
+          <w:rFonts w:ascii="Calibri" w:eastAsia="Microsoft YaHei"/>
+          <w:color w:val="1A2B33"/>
+          <w:sz w:val="24"/>
+          <w:szCs w:val="24"/>
+        </w:rPr>
+        <w:t xml:space="preserve">注册 Langfuse → 拿到密钥 → 按 §3.3 方式接入（OpenAI SDK 用 langfuse.openai 替换即零改动）。跑 5 次真实问答后打开看板，验收三件事：能找到某次调用的完整 Trace（每次模型调用的输入输出与延迟）；能读到单次成本；能按用户或会话过滤。截图存档——这是你第一次"看见"Agent 的内部。</w:t>
+      </w:r>
+    </w:p>
+    <w:p>
+      <w:pPr>
+        <w:pStyle w:val="Heading2"/>
+        <w:keepNext/>
+        <w:spacing w:after="140" w:before="280" w:line="360" w:lineRule="atLeast"/>
+      </w:pPr>
+      <w:bookmarkStart w:id="100052" w:name="_Toc100052"/>
+      <w:r>
+        <w:rPr>
+          <w:rFonts w:ascii="Calibri" w:eastAsia="SimHei"/>
+          <w:b/>
+          <w:bCs/>
+          <w:color w:val="1B4A5C"/>
+          <w:sz w:val="28"/>
+          <w:szCs w:val="28"/>
+        </w:rPr>
+        <w:t xml:space="preserve">实验 2：用 Ragas 跑出第一批质量分（45 分钟）</w:t>
+      </w:r>
+      <w:bookmarkEnd w:id="100052"/>
+    </w:p>
+    <w:p>
+      <w:pPr>
+        <w:pBdr>
+          <w:left w:val="single" w:color="8FA6AD" w:sz="10" w:space="8"/>
+        </w:pBdr>
+        <w:shd w:fill="F4F6F7" w:val="clear"/>
+        <w:spacing w:after="0" w:before="0" w:line="276" w:lineRule="atLeast"/>
+        <w:ind w:left="240"/>
+        <w:jc w:val="left"/>
+      </w:pPr>
+      <w:r>
+        <w:rPr>
+          <w:rFonts w:ascii="Courier New" w:cs="Courier New" w:eastAsia="Microsoft YaHei" w:hAnsi="Courier New"/>
+          <w:color w:val="24343C"/>
+          <w:sz w:val="18"/>
+          <w:szCs w:val="18"/>
+        </w:rPr>
+        <w:t xml:space="preserve"># pip install ragas datasets</w:t>
+      </w:r>
+    </w:p>
+    <w:p>
+      <w:pPr>
+        <w:pBdr>
+          <w:left w:val="single" w:color="8FA6AD" w:sz="10" w:space="8"/>
+        </w:pBdr>
+        <w:shd w:fill="F4F6F7" w:val="clear"/>
+        <w:spacing w:after="0" w:before="0" w:line="276" w:lineRule="atLeast"/>
+        <w:ind w:left="240"/>
+        <w:jc w:val="left"/>
+      </w:pPr>
+      <w:r>
+        <w:rPr>
+          <w:rFonts w:ascii="Courier New" w:cs="Courier New" w:eastAsia="Microsoft YaHei" w:hAnsi="Courier New"/>
+          <w:color w:val="24343C"/>
+          <w:sz w:val="18"/>
+          <w:szCs w:val="18"/>
+        </w:rPr>
+        <w:t xml:space="preserve">from ragas import evaluate</w:t>
+      </w:r>
+    </w:p>
+    <w:p>
+      <w:pPr>
+        <w:pBdr>
+          <w:left w:val="single" w:color="8FA6AD" w:sz="10" w:space="8"/>
+        </w:pBdr>
+        <w:shd w:fill="F4F6F7" w:val="clear"/>
+        <w:spacing w:after="0" w:before="0" w:line="276" w:lineRule="atLeast"/>
+        <w:ind w:left="240"/>
+        <w:jc w:val="left"/>
+      </w:pPr>
+      <w:r>
+        <w:rPr>
+          <w:rFonts w:ascii="Courier New" w:cs="Courier New" w:eastAsia="Microsoft YaHei" w:hAnsi="Courier New"/>
+          <w:color w:val="24343C"/>
+          <w:sz w:val="18"/>
+          <w:szCs w:val="18"/>
+        </w:rPr>
+        <w:t xml:space="preserve">from ragas.metrics import (faithfulness, answer_relevancy,</w:t>
+      </w:r>
+    </w:p>
+    <w:p>
+      <w:pPr>
+        <w:pBdr>
+          <w:left w:val="single" w:color="8FA6AD" w:sz="10" w:space="8"/>
+        </w:pBdr>
+        <w:shd w:fill="F4F6F7" w:val="clear"/>
+        <w:spacing w:after="0" w:before="0" w:line="276" w:lineRule="atLeast"/>
+        <w:ind w:left="240"/>
+        <w:jc w:val="left"/>
+      </w:pPr>
+      <w:r>
+        <w:rPr>
+          <w:rFonts w:ascii="Courier New" w:cs="Courier New" w:eastAsia="Microsoft YaHei" w:hAnsi="Courier New"/>
+          <w:color w:val="24343C"/>
+          <w:sz w:val="18"/>
+          <w:szCs w:val="18"/>
+        </w:rPr>
+        <w:t xml:space="preserve">                           context_precision, context_recall)</w:t>
+      </w:r>
+    </w:p>
+    <w:p>
+      <w:pPr>
+        <w:pBdr>
+          <w:left w:val="single" w:color="8FA6AD" w:sz="10" w:space="8"/>
+        </w:pBdr>
+        <w:shd w:fill="F4F6F7" w:val="clear"/>
+        <w:spacing w:after="0" w:before="0" w:line="276" w:lineRule="atLeast"/>
+        <w:ind w:left="240"/>
+        <w:jc w:val="left"/>
+      </w:pPr>
+      <w:r>
+        <w:rPr>
+          <w:rFonts w:ascii="Courier New" w:cs="Courier New" w:eastAsia="Microsoft YaHei" w:hAnsi="Courier New"/>
+          <w:color w:val="24343C"/>
+          <w:sz w:val="18"/>
+          <w:szCs w:val="18"/>
+        </w:rPr>
+        <w:t xml:space="preserve">from datasets import Dataset</w:t>
+      </w:r>
+    </w:p>
+    <w:p>
+      <w:pPr>
+        <w:pBdr>
+          <w:left w:val="single" w:color="8FA6AD" w:sz="10" w:space="8"/>
+        </w:pBdr>
+        <w:shd w:fill="F4F6F7" w:val="clear"/>
+        <w:spacing w:after="0" w:before="0" w:line="276" w:lineRule="atLeast"/>
+        <w:ind w:left="240"/>
+        <w:jc w:val="left"/>
+      </w:pPr>
+      <w:r>
+        <w:rPr>
+          <w:rFonts w:ascii="Courier New" w:cs="Courier New" w:eastAsia="Microsoft YaHei" w:hAnsi="Courier New"/>
+          <w:color w:val="24343C"/>
+          <w:sz w:val="18"/>
+          <w:szCs w:val="18"/>
+        </w:rPr>
+        <w:t xml:space="preserve">ds = Dataset.from_dict({</w:t>
+      </w:r>
+    </w:p>
+    <w:p>
+      <w:pPr>
+        <w:pBdr>
+          <w:left w:val="single" w:color="8FA6AD" w:sz="10" w:space="8"/>
+        </w:pBdr>
+        <w:shd w:fill="F4F6F7" w:val="clear"/>
+        <w:spacing w:after="0" w:before="0" w:line="276" w:lineRule="atLeast"/>
+        <w:ind w:left="240"/>
+        <w:jc w:val="left"/>
+      </w:pPr>
+      <w:r>
+        <w:rPr>
+          <w:rFonts w:ascii="Courier New" w:cs="Courier New" w:eastAsia="Microsoft YaHei" w:hAnsi="Courier New"/>
+          <w:color w:val="24343C"/>
+          <w:sz w:val="18"/>
+          <w:szCs w:val="18"/>
+        </w:rPr>
+        <w:t xml:space="preserve">    "question": ["退款多久到账？"],</w:t>
+      </w:r>
+    </w:p>
+    <w:p>
+      <w:pPr>
+        <w:pBdr>
+          <w:left w:val="single" w:color="8FA6AD" w:sz="10" w:space="8"/>
+        </w:pBdr>
+        <w:shd w:fill="F4F6F7" w:val="clear"/>
+        <w:spacing w:after="0" w:before="0" w:line="276" w:lineRule="atLeast"/>
+        <w:ind w:left="240"/>
+        <w:jc w:val="left"/>
+      </w:pPr>
+      <w:r>
+        <w:rPr>
+          <w:rFonts w:ascii="Courier New" w:cs="Courier New" w:eastAsia="Microsoft YaHei" w:hAnsi="Courier New"/>
+          <w:color w:val="24343C"/>
+          <w:sz w:val="18"/>
+          <w:szCs w:val="18"/>
+        </w:rPr>
+        <w:t xml:space="preserve">    "answer": [your_answer],</w:t>
+      </w:r>
+    </w:p>
+    <w:p>
+      <w:pPr>
+        <w:pBdr>
+          <w:left w:val="single" w:color="8FA6AD" w:sz="10" w:space="8"/>
+        </w:pBdr>
+        <w:shd w:fill="F4F6F7" w:val="clear"/>
+        <w:spacing w:after="0" w:before="0" w:line="276" w:lineRule="atLeast"/>
+        <w:ind w:left="240"/>
+        <w:jc w:val="left"/>
+      </w:pPr>
+      <w:r>
+        <w:rPr>
+          <w:rFonts w:ascii="Courier New" w:cs="Courier New" w:eastAsia="Microsoft YaHei" w:hAnsi="Courier New"/>
+          <w:color w:val="24343C"/>
+          <w:sz w:val="18"/>
+          <w:szCs w:val="18"/>
+        </w:rPr>
+        <w:t xml:space="preserve">    "contexts": [retrieved_chunks],</w:t>
+      </w:r>
+    </w:p>
+    <w:p>
+      <w:pPr>
+        <w:pBdr>
+          <w:left w:val="single" w:color="8FA6AD" w:sz="10" w:space="8"/>
+        </w:pBdr>
+        <w:shd w:fill="F4F6F7" w:val="clear"/>
+        <w:spacing w:after="0" w:before="0" w:line="276" w:lineRule="atLeast"/>
+        <w:ind w:left="240"/>
+        <w:jc w:val="left"/>
+      </w:pPr>
+      <w:r>
+        <w:rPr>
+          <w:rFonts w:ascii="Courier New" w:cs="Courier New" w:eastAsia="Microsoft YaHei" w:hAnsi="Courier New"/>
+          <w:color w:val="24343C"/>
+          <w:sz w:val="18"/>
+          <w:szCs w:val="18"/>
+        </w:rPr>
+        <w:t xml:space="preserve">    "ground_truth": ["1-3 个工作日原路到账"]})</w:t>
+      </w:r>
+    </w:p>
+    <w:p>
+      <w:pPr>
+        <w:pBdr>
+          <w:left w:val="single" w:color="8FA6AD" w:sz="10" w:space="8"/>
+        </w:pBdr>
+        <w:shd w:fill="F4F6F7" w:val="clear"/>
+        <w:spacing w:after="0" w:before="0" w:line="276" w:lineRule="atLeast"/>
+        <w:ind w:left="240"/>
+        <w:jc w:val="left"/>
+      </w:pPr>
+      <w:r>
+        <w:rPr>
+          <w:rFonts w:ascii="Courier New" w:cs="Courier New" w:eastAsia="Microsoft YaHei" w:hAnsi="Courier New"/>
+          <w:color w:val="24343C"/>
+          <w:sz w:val="18"/>
+          <w:szCs w:val="18"/>
+        </w:rPr>
+        <w:t xml:space="preserve">print(evaluate(ds, metrics=[faithfulness, answer_relevancy,</w:t>
+      </w:r>
+    </w:p>
+    <w:p>
+      <w:pPr>
+        <w:pBdr>
+          <w:left w:val="single" w:color="8FA6AD" w:sz="10" w:space="8"/>
+        </w:pBdr>
+        <w:shd w:fill="F4F6F7" w:val="clear"/>
+        <w:spacing w:after="0" w:before="0" w:line="276" w:lineRule="atLeast"/>
+        <w:ind w:left="240"/>
+        <w:jc w:val="left"/>
+      </w:pPr>
+      <w:r>
+        <w:rPr>
+          <w:rFonts w:ascii="Courier New" w:cs="Courier New" w:eastAsia="Microsoft YaHei" w:hAnsi="Courier New"/>
+          <w:color w:val="24343C"/>
+          <w:sz w:val="18"/>
+          <w:szCs w:val="18"/>
+        </w:rPr>
+        <w:t xml:space="preserve">                            context_precision, context_recall]))</w:t>
+      </w:r>
+    </w:p>
+    <w:p>
+      <w:pPr>
+        <w:spacing w:line="312"/>
+        <w:ind w:firstLine="480"/>
+        <w:jc w:val="both"/>
+      </w:pPr>
+      <w:r>
+        <w:rPr>
+          <w:rFonts w:ascii="Calibri" w:eastAsia="Microsoft YaHei"/>
+          <w:color w:val="1A2B33"/>
+          <w:sz w:val="24"/>
+          <w:szCs w:val="24"/>
+        </w:rPr>
+        <w:t xml:space="preserve">验收标准：得到四个 0-1 的分数，并按第五章的优化路径写下诊断：哪个指标最低？药方是修检索还是修生成？这就是评估驱动开发的第一份诊断书。</w:t>
+      </w:r>
+    </w:p>
+    <w:tbl>
+      <w:tblPr>
+        <w:tblW w:type="dxa" w:w="8788"/>
+        <w:tblBorders>
+          <w:top w:val="single" w:color="C8DDE2" w:sz="4"/>
+          <w:left w:val="single" w:color="1B6B7A" w:sz="32"/>
+          <w:bottom w:val="single" w:color="C8DDE2" w:sz="4"/>
+          <w:right w:val="single" w:color="C8DDE2" w:sz="4"/>
+          <w:insideH w:val="none" w:color="FFFFFF" w:sz="0"/>
+          <w:insideV w:val="none" w:color="FFFFFF" w:sz="0"/>
+        </w:tblBorders>
+        <w:tblLayout w:type="fixed"/>
+      </w:tblPr>
+      <w:tblGrid>
+        <w:gridCol w:w="8788"/>
+      </w:tblGrid>
+      <w:tr>
+        <w:trPr>
+          <w:cantSplit/>
+        </w:trPr>
+        <w:tc>
+          <w:tcPr>
+            <w:shd w:fill="EEF5F7" w:val="clear"/>
+            <w:tcMar>
+              <w:top w:type="dxa" w:w="160"/>
+              <w:left w:type="dxa" w:w="240"/>
+              <w:bottom w:type="dxa" w:w="160"/>
+              <w:right w:type="dxa" w:w="200"/>
+            </w:tcMar>
+          </w:tcPr>
+          <w:p>
+            <w:pPr>
+              <w:spacing w:after="80" w:line="312"/>
+            </w:pPr>
+            <w:r>
+              <w:rPr>
+                <w:rFonts w:ascii="Calibri" w:eastAsia="SimHei"/>
+                <w:b/>
+                <w:bCs/>
+                <w:color w:val="1B6B7A"/>
+                <w:sz w:val="22"/>
+                <w:szCs w:val="22"/>
+              </w:rPr>
+              <w:t xml:space="preserve">◆ 常见翻车</w:t>
+            </w:r>
+          </w:p>
+          <w:p>
+            <w:pPr>
+              <w:spacing w:line="312"/>
+              <w:jc w:val="both"/>
+            </w:pPr>
+            <w:r>
+              <w:rPr>
+                <w:rFonts w:ascii="Calibri" w:eastAsia="Microsoft YaHei"/>
+                <w:color w:val="1A2B33"/>
+                <w:sz w:val="22"/>
+                <w:szCs w:val="22"/>
+              </w:rPr>
+              <w:t xml:space="preserve">Ragas 用 LLM 打分有成本（10 条约几万 token），先用便宜模型跑通流程；ground_truth 质量决定召回率可信度——写不出标准答案的题先删掉，别硬凑。</w:t>
+            </w:r>
+          </w:p>
+        </w:tc>
+      </w:tr>
+    </w:tbl>
+    <w:p>
+      <w:pPr>
+        <w:spacing w:after="100"/>
+      </w:pPr>
     </w:p>
     <w:p>
       <w:pPr>
@@ -14732,7 +15536,7 @@
         <w:keepNext/>
         <w:spacing w:after="200" w:before="360" w:line="400" w:lineRule="atLeast"/>
       </w:pPr>
-      <w:bookmarkStart w:id="100051" w:name="_Toc100051"/>
+      <w:bookmarkStart w:id="100053" w:name="_Toc100053"/>
       <w:r>
         <w:rPr>
           <w:rFonts w:ascii="Calibri" w:eastAsia="SimHei"/>
@@ -14742,9 +15546,1280 @@
           <w:sz w:val="32"/>
           <w:szCs w:val="32"/>
         </w:rPr>
+        <w:t xml:space="preserve">思考与练习</w:t>
+      </w:r>
+      <w:bookmarkEnd w:id="100053"/>
+    </w:p>
+    <w:p>
+      <w:pPr>
+        <w:pStyle w:val="ListParagraph"/>
+        <w:numPr>
+          <w:ilvl w:val="0"/>
+          <w:numId w:val="2"/>
+        </w:numPr>
+        <w:spacing w:line="312"/>
+      </w:pPr>
+      <w:r>
+        <w:rPr>
+          <w:rFonts w:ascii="Calibri" w:eastAsia="Microsoft YaHei"/>
+          <w:color w:val="1A2B33"/>
+          <w:sz w:val="24"/>
+          <w:szCs w:val="24"/>
+        </w:rPr>
+        <w:t xml:space="preserve">用 OpenTelemetry SDK 为一个简单的 Chain（提示词→LLM 调用→解析输出）手动埋点，要求 Span 嵌套体现完整的执行顺序，并记录输入输出 Token、模型名称、耗时与错误码；用 Jaeger 或 Tempo 启动后端验证 Trace 树结构。</w:t>
+      </w:r>
+    </w:p>
+    <w:p>
+      <w:pPr>
+        <w:pStyle w:val="ListParagraph"/>
+        <w:numPr>
+          <w:ilvl w:val="0"/>
+          <w:numId w:val="2"/>
+        </w:numPr>
+        <w:spacing w:line="312"/>
+      </w:pPr>
+      <w:r>
+        <w:rPr>
+          <w:rFonts w:ascii="Calibri" w:eastAsia="Microsoft YaHei"/>
+          <w:color w:val="1A2B33"/>
+          <w:sz w:val="24"/>
+          <w:szCs w:val="24"/>
+        </w:rPr>
+        <w:t xml:space="preserve">构造一个 20 条客服场景黄金集，分布覆盖订单查询、退款、投诉、地址修改四类；用 mock 函数模拟 Agent 调用，分别用规则评分与 LLM-as-a-Judge 评分对比两者差异，输出一份 Markdown 评估报表。</w:t>
+      </w:r>
+    </w:p>
+    <w:p>
+      <w:pPr>
+        <w:pStyle w:val="ListParagraph"/>
+        <w:numPr>
+          <w:ilvl w:val="0"/>
+          <w:numId w:val="2"/>
+        </w:numPr>
+        <w:spacing w:line="312"/>
+      </w:pPr>
+      <w:r>
+        <w:rPr>
+          <w:rFonts w:ascii="Calibri" w:eastAsia="Microsoft YaHei"/>
+          <w:color w:val="1A2B33"/>
+          <w:sz w:val="24"/>
+          <w:szCs w:val="24"/>
+        </w:rPr>
+        <w:t xml:space="preserve">设计一个成本归因看板，要求同时支持按模型/工具/用户/会话/功能五个维度钻取；用 ClickHouse 或 DuckDB 演示存储与查询，给出 Top-5 高成本请求的排查路径。</w:t>
+      </w:r>
+    </w:p>
+    <w:p>
+      <w:pPr>
+        <w:pStyle w:val="ListParagraph"/>
+        <w:numPr>
+          <w:ilvl w:val="0"/>
+          <w:numId w:val="2"/>
+        </w:numPr>
+        <w:spacing w:line="312"/>
+      </w:pPr>
+      <w:r>
+        <w:rPr>
+          <w:rFonts w:ascii="Calibri" w:eastAsia="Microsoft YaHei"/>
+          <w:color w:val="1A2B33"/>
+          <w:sz w:val="24"/>
+          <w:szCs w:val="24"/>
+        </w:rPr>
+        <w:t xml:space="preserve">用 LLM-as-a-Judge 评估一个 RAG 系统的 50 条响应，覆盖忠实性、完整性、相关性、安全性四个维度；计算 Judge 评分与人工评分的 Cohen's Kappa，并识别 Judge 最可能偏差最大的样本类型。</w:t>
+      </w:r>
+    </w:p>
+    <w:p>
+      <w:pPr>
+        <w:pStyle w:val="ListParagraph"/>
+        <w:numPr>
+          <w:ilvl w:val="0"/>
+          <w:numId w:val="2"/>
+        </w:numPr>
+        <w:spacing w:line="312"/>
+      </w:pPr>
+      <w:r>
+        <w:rPr>
+          <w:rFonts w:ascii="Calibri" w:eastAsia="Microsoft YaHei"/>
+          <w:color w:val="1A2B33"/>
+          <w:sz w:val="24"/>
+          <w:szCs w:val="24"/>
+        </w:rPr>
+        <w:t xml:space="preserve">为一个提示词变更设计 CI 评估门禁：在 PR 提交时自动加载黄金集→运行 Agent→计算核心指标→对比基线→输出决策；要求门禁规则至少包含核心指标不退步、新能力达标、成本不超限三条。</w:t>
+      </w:r>
+    </w:p>
+    <w:p>
+      <w:pPr>
+        <w:pStyle w:val="Heading1"/>
+        <w:keepNext/>
+        <w:spacing w:after="200" w:before="360" w:line="400" w:lineRule="atLeast"/>
+      </w:pPr>
+      <w:bookmarkStart w:id="100054" w:name="_Toc100054"/>
+      <w:r>
+        <w:rPr>
+          <w:rFonts w:ascii="Calibri" w:eastAsia="SimHei"/>
+          <w:b/>
+          <w:bCs/>
+          <w:color w:val="16324A"/>
+          <w:sz w:val="32"/>
+          <w:szCs w:val="32"/>
+        </w:rPr>
+        <w:t xml:space="preserve">面试题精选（附参考答案）</w:t>
+      </w:r>
+      <w:bookmarkEnd w:id="100054"/>
+    </w:p>
+    <w:p>
+      <w:pPr>
+        <w:spacing w:line="312"/>
+        <w:ind w:firstLine="480"/>
+        <w:jc w:val="both"/>
+      </w:pPr>
+      <w:r>
+        <w:rPr>
+          <w:rFonts w:ascii="Calibri" w:eastAsia="Microsoft YaHei"/>
+          <w:color w:val="1A2B33"/>
+          <w:sz w:val="24"/>
+          <w:szCs w:val="24"/>
+        </w:rPr>
+        <w:t xml:space="preserve">本节 10 道题均基于本卷正文内容新编，按由浅入深排列，覆盖全链路追踪、可观测平台选型、成本归因、评估体系与 SLO 运维等各章重点，供面试准备与自测使用。答案为要点式，只给结论与关键数字，细节可回查对应章节。建议先自行作答，再对照参考答案查漏补缺。</w:t>
+      </w:r>
+    </w:p>
+    <w:p>
+      <w:pPr>
+        <w:pStyle w:val="Heading2"/>
+        <w:keepNext/>
+        <w:spacing w:after="140" w:before="280" w:line="360" w:lineRule="atLeast"/>
+      </w:pPr>
+      <w:bookmarkStart w:id="100055" w:name="_Toc100055"/>
+      <w:r>
+        <w:rPr>
+          <w:rFonts w:ascii="Calibri" w:eastAsia="SimHei"/>
+          <w:b/>
+          <w:bCs/>
+          <w:color w:val="1B4A5C"/>
+          <w:sz w:val="28"/>
+          <w:szCs w:val="28"/>
+        </w:rPr>
+        <w:t xml:space="preserve">题1　为什么传统 APM 无法直接观测 LLM 应用？</w:t>
+      </w:r>
+      <w:bookmarkEnd w:id="100055"/>
+    </w:p>
+    <w:p>
+      <w:pPr>
+        <w:spacing w:line="312"/>
+        <w:ind w:firstLine="480"/>
+        <w:jc w:val="both"/>
+      </w:pPr>
+      <w:r>
+        <w:rPr>
+          <w:rFonts w:ascii="Calibri" w:eastAsia="Microsoft YaHei"/>
+          <w:color w:val="1A2B33"/>
+          <w:sz w:val="24"/>
+          <w:szCs w:val="24"/>
+        </w:rPr>
+        <w:t xml:space="preserve">结论：传统监控只能回答系统是否正常运行，无法回答输出是否正确、成本花在哪里、提示词变化是否影响质量，根因是 LLM 应用有四个与传统软件截然不同的特征（见本卷 1.1 节）。</w:t>
+      </w:r>
+    </w:p>
+    <w:p>
+      <w:pPr>
+        <w:pStyle w:val="ListParagraph"/>
+        <w:numPr>
+          <w:ilvl w:val="0"/>
+          <w:numId w:val="1"/>
+        </w:numPr>
+        <w:spacing w:line="312"/>
+      </w:pPr>
+      <w:r>
+        <w:rPr>
+          <w:rFonts w:ascii="Calibri" w:eastAsia="Microsoft YaHei"/>
+          <w:color w:val="1A2B33"/>
+          <w:sz w:val="24"/>
+          <w:szCs w:val="24"/>
+        </w:rPr>
+        <w:t xml:space="preserve">非确定性：同样输入可能产生不同输出，接口契约等于输入输出对等的假设失效</w:t>
+      </w:r>
+    </w:p>
+    <w:p>
+      <w:pPr>
+        <w:pStyle w:val="ListParagraph"/>
+        <w:numPr>
+          <w:ilvl w:val="0"/>
+          <w:numId w:val="1"/>
+        </w:numPr>
+        <w:spacing w:line="312"/>
+      </w:pPr>
+      <w:r>
+        <w:rPr>
+          <w:rFonts w:ascii="Calibri" w:eastAsia="Microsoft YaHei"/>
+          <w:color w:val="1A2B33"/>
+          <w:sz w:val="24"/>
+          <w:szCs w:val="24"/>
+        </w:rPr>
+        <w:t xml:space="preserve">多步骤复杂性：检索、重排、提示词组装、生成等环节都可能引入错误</w:t>
+      </w:r>
+    </w:p>
+    <w:p>
+      <w:pPr>
+        <w:pStyle w:val="ListParagraph"/>
+        <w:numPr>
+          <w:ilvl w:val="0"/>
+          <w:numId w:val="1"/>
+        </w:numPr>
+        <w:spacing w:line="312"/>
+      </w:pPr>
+      <w:r>
+        <w:rPr>
+          <w:rFonts w:ascii="Calibri" w:eastAsia="Microsoft YaHei"/>
+          <w:color w:val="1A2B33"/>
+          <w:sz w:val="24"/>
+          <w:szCs w:val="24"/>
+        </w:rPr>
+        <w:t xml:space="preserve">成本结构非线性：费用与 Token 数、缓存命中、模型选择等多因素相关</w:t>
+      </w:r>
+    </w:p>
+    <w:p>
+      <w:pPr>
+        <w:pStyle w:val="ListParagraph"/>
+        <w:numPr>
+          <w:ilvl w:val="0"/>
+          <w:numId w:val="1"/>
+        </w:numPr>
+        <w:spacing w:line="312"/>
+      </w:pPr>
+      <w:r>
+        <w:rPr>
+          <w:rFonts w:ascii="Calibri" w:eastAsia="Microsoft YaHei"/>
+          <w:color w:val="1A2B33"/>
+          <w:sz w:val="24"/>
+          <w:szCs w:val="24"/>
+        </w:rPr>
+        <w:t xml:space="preserve">质量评估主观：没有客观对错标准，需借助 LLM-as-a-Judge 与人工评估</w:t>
+      </w:r>
+    </w:p>
+    <w:p>
+      <w:pPr>
+        <w:pStyle w:val="Heading2"/>
+        <w:keepNext/>
+        <w:spacing w:after="140" w:before="280" w:line="360" w:lineRule="atLeast"/>
+      </w:pPr>
+      <w:bookmarkStart w:id="100056" w:name="_Toc100056"/>
+      <w:r>
+        <w:rPr>
+          <w:rFonts w:ascii="Calibri" w:eastAsia="SimHei"/>
+          <w:b/>
+          <w:bCs/>
+          <w:color w:val="1B4A5C"/>
+          <w:sz w:val="28"/>
+          <w:szCs w:val="28"/>
+        </w:rPr>
+        <w:t xml:space="preserve">题2　Trace、Span、Generation 如何构成可回放执行树？</w:t>
+      </w:r>
+      <w:bookmarkEnd w:id="100056"/>
+    </w:p>
+    <w:p>
+      <w:pPr>
+        <w:spacing w:line="312"/>
+        <w:ind w:firstLine="480"/>
+        <w:jc w:val="both"/>
+      </w:pPr>
+      <w:r>
+        <w:rPr>
+          <w:rFonts w:ascii="Calibri" w:eastAsia="Microsoft YaHei"/>
+          <w:color w:val="1A2B33"/>
+          <w:sz w:val="24"/>
+          <w:szCs w:val="24"/>
+        </w:rPr>
+        <w:t xml:space="preserve">结论：Trace 是一次端到端操作，Span 是其中的操作单元，Generation 是专门记录 LLM 调用的特殊 Observation，父子关系构成层级化执行树，把每次请求还原为可回放结构（见本卷 2.2 节）。</w:t>
+      </w:r>
+    </w:p>
+    <w:p>
+      <w:pPr>
+        <w:pStyle w:val="ListParagraph"/>
+        <w:numPr>
+          <w:ilvl w:val="0"/>
+          <w:numId w:val="1"/>
+        </w:numPr>
+        <w:spacing w:line="312"/>
+      </w:pPr>
+      <w:r>
+        <w:rPr>
+          <w:rFonts w:ascii="Calibri" w:eastAsia="Microsoft YaHei"/>
+          <w:color w:val="1A2B33"/>
+          <w:sz w:val="24"/>
+          <w:szCs w:val="24"/>
+        </w:rPr>
+        <w:t xml:space="preserve">每个 Trace 有唯一 ID，跨服务传播 Trace ID 才能关联同一次请求</w:t>
+      </w:r>
+    </w:p>
+    <w:p>
+      <w:pPr>
+        <w:pStyle w:val="ListParagraph"/>
+        <w:numPr>
+          <w:ilvl w:val="0"/>
+          <w:numId w:val="1"/>
+        </w:numPr>
+        <w:spacing w:line="312"/>
+      </w:pPr>
+      <w:r>
+        <w:rPr>
+          <w:rFonts w:ascii="Calibri" w:eastAsia="Microsoft YaHei"/>
+          <w:color w:val="1A2B33"/>
+          <w:sz w:val="24"/>
+          <w:szCs w:val="24"/>
+        </w:rPr>
+        <w:t xml:space="preserve">执行树支持整体结构可视化、聚合分析与上下文传播三类能力</w:t>
+      </w:r>
+    </w:p>
+    <w:p>
+      <w:pPr>
+        <w:pStyle w:val="ListParagraph"/>
+        <w:numPr>
+          <w:ilvl w:val="0"/>
+          <w:numId w:val="1"/>
+        </w:numPr>
+        <w:spacing w:line="312"/>
+      </w:pPr>
+      <w:r>
+        <w:rPr>
+          <w:rFonts w:ascii="Calibri" w:eastAsia="Microsoft YaHei"/>
+          <w:color w:val="1A2B33"/>
+          <w:sz w:val="24"/>
+          <w:szCs w:val="24"/>
+        </w:rPr>
+        <w:t xml:space="preserve">Generation 记录模型名、输入输出消息、Token 用量、成本与延迟</w:t>
+      </w:r>
+    </w:p>
+    <w:p>
+      <w:pPr>
+        <w:pStyle w:val="ListParagraph"/>
+        <w:numPr>
+          <w:ilvl w:val="0"/>
+          <w:numId w:val="1"/>
+        </w:numPr>
+        <w:spacing w:line="312"/>
+      </w:pPr>
+      <w:r>
+        <w:rPr>
+          <w:rFonts w:ascii="Calibri" w:eastAsia="Microsoft YaHei"/>
+          <w:color w:val="1A2B33"/>
+          <w:sz w:val="24"/>
+          <w:szCs w:val="24"/>
+        </w:rPr>
+        <w:t xml:space="preserve">用装饰器自动传递层级，如 Langfuse 的 @observe 与 LangSmith 的 @traceable</w:t>
+      </w:r>
+    </w:p>
+    <w:p>
+      <w:pPr>
+        <w:pStyle w:val="Heading2"/>
+        <w:keepNext/>
+        <w:spacing w:after="140" w:before="280" w:line="360" w:lineRule="atLeast"/>
+      </w:pPr>
+      <w:bookmarkStart w:id="100057" w:name="_Toc100057"/>
+      <w:r>
+        <w:rPr>
+          <w:rFonts w:ascii="Calibri" w:eastAsia="SimHei"/>
+          <w:b/>
+          <w:bCs/>
+          <w:color w:val="1B4A5C"/>
+          <w:sz w:val="28"/>
+          <w:szCs w:val="28"/>
+        </w:rPr>
+        <w:t xml:space="preserve">题3　OpenTelemetry 的 GenAI 语义约定解决了什么问题？</w:t>
+      </w:r>
+      <w:bookmarkEnd w:id="100057"/>
+    </w:p>
+    <w:p>
+      <w:pPr>
+        <w:spacing w:line="312"/>
+        <w:ind w:firstLine="480"/>
+        <w:jc w:val="both"/>
+      </w:pPr>
+      <w:r>
+        <w:rPr>
+          <w:rFonts w:ascii="Calibri" w:eastAsia="Microsoft YaHei"/>
+          <w:color w:val="1A2B33"/>
+          <w:sz w:val="24"/>
+          <w:szCs w:val="24"/>
+        </w:rPr>
+        <w:t xml:space="preserve">结论：它为 LLM 调用提供标准化的属性命名，最大优势是供应商中立，团队可以在不修改应用代码的情况下切换可观测性后端，降低供应商锁定风险（见本卷 2.4 节）。</w:t>
+      </w:r>
+    </w:p>
+    <w:p>
+      <w:pPr>
+        <w:pStyle w:val="ListParagraph"/>
+        <w:numPr>
+          <w:ilvl w:val="0"/>
+          <w:numId w:val="1"/>
+        </w:numPr>
+        <w:spacing w:line="312"/>
+      </w:pPr>
+      <w:r>
+        <w:rPr>
+          <w:rFonts w:ascii="Calibri" w:eastAsia="Microsoft YaHei"/>
+          <w:color w:val="1A2B33"/>
+          <w:sz w:val="24"/>
+          <w:szCs w:val="24"/>
+        </w:rPr>
+        <w:t xml:space="preserve">gen_ai.system 标识模型供应商，gen_ai.request.model 标识请求的模型</w:t>
+      </w:r>
+    </w:p>
+    <w:p>
+      <w:pPr>
+        <w:pStyle w:val="ListParagraph"/>
+        <w:numPr>
+          <w:ilvl w:val="0"/>
+          <w:numId w:val="1"/>
+        </w:numPr>
+        <w:spacing w:line="312"/>
+      </w:pPr>
+      <w:r>
+        <w:rPr>
+          <w:rFonts w:ascii="Calibri" w:eastAsia="Microsoft YaHei"/>
+          <w:color w:val="1A2B33"/>
+          <w:sz w:val="24"/>
+          <w:szCs w:val="24"/>
+        </w:rPr>
+        <w:t xml:space="preserve">gen_ai.usage.input_tokens 与 gen_ai.usage.output_tokens 记录输入输出 Token 数</w:t>
+      </w:r>
+    </w:p>
+    <w:p>
+      <w:pPr>
+        <w:pStyle w:val="ListParagraph"/>
+        <w:numPr>
+          <w:ilvl w:val="0"/>
+          <w:numId w:val="1"/>
+        </w:numPr>
+        <w:spacing w:line="312"/>
+      </w:pPr>
+      <w:r>
+        <w:rPr>
+          <w:rFonts w:ascii="Calibri" w:eastAsia="Microsoft YaHei"/>
+          <w:color w:val="1A2B33"/>
+          <w:sz w:val="24"/>
+          <w:szCs w:val="24"/>
+        </w:rPr>
+        <w:t xml:space="preserve">检索与工具也有约定，如 db.vector.query.top_k、tool.name 与 tool.arguments</w:t>
+      </w:r>
+    </w:p>
+    <w:p>
+      <w:pPr>
+        <w:pStyle w:val="ListParagraph"/>
+        <w:numPr>
+          <w:ilvl w:val="0"/>
+          <w:numId w:val="1"/>
+        </w:numPr>
+        <w:spacing w:line="312"/>
+      </w:pPr>
+      <w:r>
+        <w:rPr>
+          <w:rFonts w:ascii="Calibri" w:eastAsia="Microsoft YaHei"/>
+          <w:color w:val="1A2B33"/>
+          <w:sz w:val="24"/>
+          <w:szCs w:val="24"/>
+        </w:rPr>
+        <w:t xml:space="preserve">LangSmith、Langfuse、Phoenix 等均支持接收 OpenTelemetry 格式数据</w:t>
+      </w:r>
+    </w:p>
+    <w:p>
+      <w:pPr>
+        <w:pStyle w:val="Heading2"/>
+        <w:keepNext/>
+        <w:spacing w:after="140" w:before="280" w:line="360" w:lineRule="atLeast"/>
+      </w:pPr>
+      <w:bookmarkStart w:id="100058" w:name="_Toc100058"/>
+      <w:r>
+        <w:rPr>
+          <w:rFonts w:ascii="Calibri" w:eastAsia="SimHei"/>
+          <w:b/>
+          <w:bCs/>
+          <w:color w:val="1B4A5C"/>
+          <w:sz w:val="28"/>
+          <w:szCs w:val="28"/>
+        </w:rPr>
+        <w:t xml:space="preserve">题4　LangSmith、Langfuse、Phoenix、Helicone 如何选型？</w:t>
+      </w:r>
+      <w:bookmarkEnd w:id="100058"/>
+    </w:p>
+    <w:p>
+      <w:pPr>
+        <w:spacing w:line="312"/>
+        <w:ind w:firstLine="480"/>
+        <w:jc w:val="both"/>
+      </w:pPr>
+      <w:r>
+        <w:rPr>
+          <w:rFonts w:ascii="Calibri" w:eastAsia="Microsoft YaHei"/>
+          <w:color w:val="1A2B33"/>
+          <w:sz w:val="24"/>
+          <w:szCs w:val="24"/>
+        </w:rPr>
+        <w:t xml:space="preserve">结论：按团队生态与需求选型，LangChain 或 LangGraph 团队优先 LangSmith，重视开源自托管与数据主权选 Langfuse，RAG 开发与数据科学选 Phoenix，最低成本接入或需要网关能力选 Helicone（见本卷 3.7 节）。</w:t>
+      </w:r>
+    </w:p>
+    <w:p>
+      <w:pPr>
+        <w:pStyle w:val="ListParagraph"/>
+        <w:numPr>
+          <w:ilvl w:val="0"/>
+          <w:numId w:val="1"/>
+        </w:numPr>
+        <w:spacing w:line="312"/>
+      </w:pPr>
+      <w:r>
+        <w:rPr>
+          <w:rFonts w:ascii="Calibri" w:eastAsia="Microsoft YaHei"/>
+          <w:color w:val="1A2B33"/>
+          <w:sz w:val="24"/>
+          <w:szCs w:val="24"/>
+        </w:rPr>
+        <w:t xml:space="preserve">LangSmith 设环境变量即零代码追踪，标注队列支持人工评分与 A/B 对比</w:t>
+      </w:r>
+    </w:p>
+    <w:p>
+      <w:pPr>
+        <w:pStyle w:val="ListParagraph"/>
+        <w:numPr>
+          <w:ilvl w:val="0"/>
+          <w:numId w:val="1"/>
+        </w:numPr>
+        <w:spacing w:line="312"/>
+      </w:pPr>
+      <w:r>
+        <w:rPr>
+          <w:rFonts w:ascii="Calibri" w:eastAsia="Microsoft YaHei"/>
+          <w:color w:val="1A2B33"/>
+          <w:sz w:val="24"/>
+          <w:szCs w:val="24"/>
+        </w:rPr>
+        <w:t xml:space="preserve">Langfuse 为 MIT 开源可自托管，v3 用 ClickHouse 解决海量数据聚合瓶颈</w:t>
+      </w:r>
+    </w:p>
+    <w:p>
+      <w:pPr>
+        <w:pStyle w:val="ListParagraph"/>
+        <w:numPr>
+          <w:ilvl w:val="0"/>
+          <w:numId w:val="1"/>
+        </w:numPr>
+        <w:spacing w:line="312"/>
+      </w:pPr>
+      <w:r>
+        <w:rPr>
+          <w:rFonts w:ascii="Calibri" w:eastAsia="Microsoft YaHei"/>
+          <w:color w:val="1A2B33"/>
+          <w:sz w:val="24"/>
+          <w:szCs w:val="24"/>
+        </w:rPr>
+        <w:t xml:space="preserve">Phoenix 强在 RAG：检索质量指标、嵌入可视化、幻觉与忠实度评估</w:t>
+      </w:r>
+    </w:p>
+    <w:p>
+      <w:pPr>
+        <w:pStyle w:val="ListParagraph"/>
+        <w:numPr>
+          <w:ilvl w:val="0"/>
+          <w:numId w:val="1"/>
+        </w:numPr>
+        <w:spacing w:line="312"/>
+      </w:pPr>
+      <w:r>
+        <w:rPr>
+          <w:rFonts w:ascii="Calibri" w:eastAsia="Microsoft YaHei"/>
+          <w:color w:val="1A2B33"/>
+          <w:sz w:val="24"/>
+          <w:szCs w:val="24"/>
+        </w:rPr>
+        <w:t xml:space="preserve">Helicone 代理模式改 base URL 即接入，附带缓存限流，但多 5 到 30 毫秒延迟</w:t>
+      </w:r>
+    </w:p>
+    <w:p>
+      <w:pPr>
+        <w:pStyle w:val="Heading2"/>
+        <w:keepNext/>
+        <w:spacing w:after="140" w:before="280" w:line="360" w:lineRule="atLeast"/>
+      </w:pPr>
+      <w:bookmarkStart w:id="100059" w:name="_Toc100059"/>
+      <w:r>
+        <w:rPr>
+          <w:rFonts w:ascii="Calibri" w:eastAsia="SimHei"/>
+          <w:b/>
+          <w:bCs/>
+          <w:color w:val="1B4A5C"/>
+          <w:sz w:val="28"/>
+          <w:szCs w:val="28"/>
+        </w:rPr>
+        <w:t xml:space="preserve">题5　成本归因如何把钱拆到会话与用户？有哪些计算细节？</w:t>
+      </w:r>
+      <w:bookmarkEnd w:id="100059"/>
+    </w:p>
+    <w:p>
+      <w:pPr>
+        <w:spacing w:line="312"/>
+        <w:ind w:firstLine="480"/>
+        <w:jc w:val="both"/>
+      </w:pPr>
+      <w:r>
+        <w:rPr>
+          <w:rFonts w:ascii="Calibri" w:eastAsia="Microsoft YaHei"/>
+          <w:color w:val="1A2B33"/>
+          <w:sz w:val="24"/>
+          <w:szCs w:val="24"/>
+        </w:rPr>
+        <w:t xml:space="preserve">结论：成本归因要把月度账单拆到单次调用、单个用户与单个会话，常见六维度是模型、工具、用户、会话、功能、环境，作为叠加标签体系支持任意组合分析（见本卷 4.2 节）。</w:t>
+      </w:r>
+    </w:p>
+    <w:p>
+      <w:pPr>
+        <w:pStyle w:val="ListParagraph"/>
+        <w:numPr>
+          <w:ilvl w:val="0"/>
+          <w:numId w:val="1"/>
+        </w:numPr>
+        <w:spacing w:line="312"/>
+      </w:pPr>
+      <w:r>
+        <w:rPr>
+          <w:rFonts w:ascii="Calibri" w:eastAsia="Microsoft YaHei"/>
+          <w:color w:val="1A2B33"/>
+          <w:sz w:val="24"/>
+          <w:szCs w:val="24"/>
+        </w:rPr>
+        <w:t xml:space="preserve">公式：输入与输出 Token 各乘单价，缓存命中的输入 Token 按缓存折扣单价计</w:t>
+      </w:r>
+    </w:p>
+    <w:p>
+      <w:pPr>
+        <w:pStyle w:val="ListParagraph"/>
+        <w:numPr>
+          <w:ilvl w:val="0"/>
+          <w:numId w:val="1"/>
+        </w:numPr>
+        <w:spacing w:line="312"/>
+      </w:pPr>
+      <w:r>
+        <w:rPr>
+          <w:rFonts w:ascii="Calibri" w:eastAsia="Microsoft YaHei"/>
+          <w:color w:val="1A2B33"/>
+          <w:sz w:val="24"/>
+          <w:szCs w:val="24"/>
+        </w:rPr>
+        <w:t xml:space="preserve">需记录价格版本日期并单独追踪工具成本与失败请求成本，账单才不失真</w:t>
+      </w:r>
+    </w:p>
+    <w:p>
+      <w:pPr>
+        <w:pStyle w:val="ListParagraph"/>
+        <w:numPr>
+          <w:ilvl w:val="0"/>
+          <w:numId w:val="1"/>
+        </w:numPr>
+        <w:spacing w:line="312"/>
+      </w:pPr>
+      <w:r>
+        <w:rPr>
+          <w:rFonts w:ascii="Calibri" w:eastAsia="Microsoft YaHei"/>
+          <w:color w:val="1A2B33"/>
+          <w:sz w:val="24"/>
+          <w:szCs w:val="24"/>
+        </w:rPr>
+        <w:t xml:space="preserve">事件 Schema 需含 trace_id、user_id、session_id、feature、environment 等字段</w:t>
+      </w:r>
+    </w:p>
+    <w:p>
+      <w:pPr>
+        <w:pStyle w:val="ListParagraph"/>
+        <w:numPr>
+          <w:ilvl w:val="0"/>
+          <w:numId w:val="1"/>
+        </w:numPr>
+        <w:spacing w:line="312"/>
+      </w:pPr>
+      <w:r>
+        <w:rPr>
+          <w:rFonts w:ascii="Calibri" w:eastAsia="Microsoft YaHei"/>
+          <w:color w:val="1A2B33"/>
+          <w:sz w:val="24"/>
+          <w:szCs w:val="24"/>
+        </w:rPr>
+        <w:t xml:space="preserve">优化的最高目标是单位业务价值的成本下降，只降总成本伤效果是负优化</w:t>
+      </w:r>
+    </w:p>
+    <w:p>
+      <w:pPr>
+        <w:pStyle w:val="Heading2"/>
+        <w:keepNext/>
+        <w:spacing w:after="140" w:before="280" w:line="360" w:lineRule="atLeast"/>
+      </w:pPr>
+      <w:bookmarkStart w:id="100060" w:name="_Toc100060"/>
+      <w:r>
+        <w:rPr>
+          <w:rFonts w:ascii="Calibri" w:eastAsia="SimHei"/>
+          <w:b/>
+          <w:bCs/>
+          <w:color w:val="1B4A5C"/>
+          <w:sz w:val="28"/>
+          <w:szCs w:val="28"/>
+        </w:rPr>
+        <w:t xml:space="preserve">题6　生产环境要监控哪些指标？告警如何分级？</w:t>
+      </w:r>
+      <w:bookmarkEnd w:id="100060"/>
+    </w:p>
+    <w:p>
+      <w:pPr>
+        <w:spacing w:line="312"/>
+        <w:ind w:firstLine="480"/>
+        <w:jc w:val="both"/>
+      </w:pPr>
+      <w:r>
+        <w:rPr>
+          <w:rFonts w:ascii="Calibri" w:eastAsia="Microsoft YaHei"/>
+          <w:color w:val="1A2B33"/>
+          <w:sz w:val="24"/>
+          <w:szCs w:val="24"/>
+        </w:rPr>
+        <w:t xml:space="preserve">结论：监控指标体系分质量、稳定性、性能、成本、业务五类，告警分 P0 到 P2 三级，分别触发自动回滚、值班介入与评估集回流复盘（见本卷 6.5 节）。</w:t>
+      </w:r>
+    </w:p>
+    <w:p>
+      <w:pPr>
+        <w:pStyle w:val="ListParagraph"/>
+        <w:numPr>
+          <w:ilvl w:val="0"/>
+          <w:numId w:val="1"/>
+        </w:numPr>
+        <w:spacing w:line="312"/>
+      </w:pPr>
+      <w:r>
+        <w:rPr>
+          <w:rFonts w:ascii="Calibri" w:eastAsia="Microsoft YaHei"/>
+          <w:color w:val="1A2B33"/>
+          <w:sz w:val="24"/>
+          <w:szCs w:val="24"/>
+        </w:rPr>
+        <w:t xml:space="preserve">质量类看 Judge 平均分与幻觉率，性能类看 p95 延迟、TTFT 与缓存命中率</w:t>
+      </w:r>
+    </w:p>
+    <w:p>
+      <w:pPr>
+        <w:pStyle w:val="ListParagraph"/>
+        <w:numPr>
+          <w:ilvl w:val="0"/>
+          <w:numId w:val="1"/>
+        </w:numPr>
+        <w:spacing w:line="312"/>
+      </w:pPr>
+      <w:r>
+        <w:rPr>
+          <w:rFonts w:ascii="Calibri" w:eastAsia="Microsoft YaHei"/>
+          <w:color w:val="1A2B33"/>
+          <w:sz w:val="24"/>
+          <w:szCs w:val="24"/>
+        </w:rPr>
+        <w:t xml:space="preserve">成本类看单任务 Token 数与单任务成本，按模型、工具、功能、用户拆分</w:t>
+      </w:r>
+    </w:p>
+    <w:p>
+      <w:pPr>
+        <w:pStyle w:val="ListParagraph"/>
+        <w:numPr>
+          <w:ilvl w:val="0"/>
+          <w:numId w:val="1"/>
+        </w:numPr>
+        <w:spacing w:line="312"/>
+      </w:pPr>
+      <w:r>
+        <w:rPr>
+          <w:rFonts w:ascii="Calibri" w:eastAsia="Microsoft YaHei"/>
+          <w:color w:val="1A2B33"/>
+          <w:sz w:val="24"/>
+          <w:szCs w:val="24"/>
+        </w:rPr>
+        <w:t xml:space="preserve">P0 级：幻觉率飙升 10pp、错误率超 5%、成本突增 50%，触发自动回滚</w:t>
+      </w:r>
+    </w:p>
+    <w:p>
+      <w:pPr>
+        <w:pStyle w:val="ListParagraph"/>
+        <w:numPr>
+          <w:ilvl w:val="0"/>
+          <w:numId w:val="1"/>
+        </w:numPr>
+        <w:spacing w:line="312"/>
+      </w:pPr>
+      <w:r>
+        <w:rPr>
+          <w:rFonts w:ascii="Calibri" w:eastAsia="Microsoft YaHei"/>
+          <w:color w:val="1A2B33"/>
+          <w:sz w:val="24"/>
+          <w:szCs w:val="24"/>
+        </w:rPr>
+        <w:t xml:space="preserve">P1 级：p95 延迟上升 50%、单任务成本上升 30%，值班人介入诊断</w:t>
+      </w:r>
+    </w:p>
+    <w:p>
+      <w:pPr>
+        <w:pStyle w:val="Heading2"/>
+        <w:keepNext/>
+        <w:spacing w:after="140" w:before="280" w:line="360" w:lineRule="atLeast"/>
+      </w:pPr>
+      <w:bookmarkStart w:id="100061" w:name="_Toc100061"/>
+      <w:r>
+        <w:rPr>
+          <w:rFonts w:ascii="Calibri" w:eastAsia="SimHei"/>
+          <w:b/>
+          <w:bCs/>
+          <w:color w:val="1B4A5C"/>
+          <w:sz w:val="28"/>
+          <w:szCs w:val="28"/>
+        </w:rPr>
+        <w:t xml:space="preserve">题7　评估金字塔四层如何分工？什么是评估左移？</w:t>
+      </w:r>
+      <w:bookmarkEnd w:id="100061"/>
+    </w:p>
+    <w:p>
+      <w:pPr>
+        <w:spacing w:line="312"/>
+        <w:ind w:firstLine="480"/>
+        <w:jc w:val="both"/>
+      </w:pPr>
+      <w:r>
+        <w:rPr>
+          <w:rFonts w:ascii="Calibri" w:eastAsia="Microsoft YaHei"/>
+          <w:color w:val="1A2B33"/>
+          <w:sz w:val="24"/>
+          <w:szCs w:val="24"/>
+        </w:rPr>
+        <w:t xml:space="preserve">结论：四层金字塔自下而上为单元、离线、在线、人工评估，层层兜底、缺一不可；评估左移把评估嵌入 CI 成为合并门禁，核心文化是无评估不部署（见本卷 5.1、5.5 与 6.7 节）。</w:t>
+      </w:r>
+    </w:p>
+    <w:p>
+      <w:pPr>
+        <w:pStyle w:val="ListParagraph"/>
+        <w:numPr>
+          <w:ilvl w:val="0"/>
+          <w:numId w:val="1"/>
+        </w:numPr>
+        <w:spacing w:line="312"/>
+      </w:pPr>
+      <w:r>
+        <w:rPr>
+          <w:rFonts w:ascii="Calibri" w:eastAsia="Microsoft YaHei"/>
+          <w:color w:val="1A2B33"/>
+          <w:sz w:val="24"/>
+          <w:szCs w:val="24"/>
+        </w:rPr>
+        <w:t xml:space="preserve">单元评估对检索命中、参数校验、格式检查做秒级断言，覆盖每次提交</w:t>
+      </w:r>
+    </w:p>
+    <w:p>
+      <w:pPr>
+        <w:pStyle w:val="ListParagraph"/>
+        <w:numPr>
+          <w:ilvl w:val="0"/>
+          <w:numId w:val="1"/>
+        </w:numPr>
+        <w:spacing w:line="312"/>
+      </w:pPr>
+      <w:r>
+        <w:rPr>
+          <w:rFonts w:ascii="Calibri" w:eastAsia="Microsoft YaHei"/>
+          <w:color w:val="1A2B33"/>
+          <w:sz w:val="24"/>
+          <w:szCs w:val="24"/>
+        </w:rPr>
+        <w:t xml:space="preserve">离线评估靠黄金集，可重复可对比，作为 PR 合并门禁</w:t>
+      </w:r>
+    </w:p>
+    <w:p>
+      <w:pPr>
+        <w:pStyle w:val="ListParagraph"/>
+        <w:numPr>
+          <w:ilvl w:val="0"/>
+          <w:numId w:val="1"/>
+        </w:numPr>
+        <w:spacing w:line="312"/>
+      </w:pPr>
+      <w:r>
+        <w:rPr>
+          <w:rFonts w:ascii="Calibri" w:eastAsia="Microsoft YaHei"/>
+          <w:color w:val="1A2B33"/>
+          <w:sz w:val="24"/>
+          <w:szCs w:val="24"/>
+        </w:rPr>
+        <w:t xml:space="preserve">在线评估先用影子流量筛候选，再用 A/B 测试验证业务影响</w:t>
+      </w:r>
+    </w:p>
+    <w:p>
+      <w:pPr>
+        <w:pStyle w:val="ListParagraph"/>
+        <w:numPr>
+          <w:ilvl w:val="0"/>
+          <w:numId w:val="1"/>
+        </w:numPr>
+        <w:spacing w:line="312"/>
+      </w:pPr>
+      <w:r>
+        <w:rPr>
+          <w:rFonts w:ascii="Calibri" w:eastAsia="Microsoft YaHei"/>
+          <w:color w:val="1A2B33"/>
+          <w:sz w:val="24"/>
+          <w:szCs w:val="24"/>
+        </w:rPr>
+        <w:t xml:space="preserve">人工评估兜底长尾与合规；平台是仪表盘，评估框架是质检线</w:t>
+      </w:r>
+    </w:p>
+    <w:p>
+      <w:pPr>
+        <w:pStyle w:val="Heading2"/>
+        <w:keepNext/>
+        <w:spacing w:after="140" w:before="280" w:line="360" w:lineRule="atLeast"/>
+      </w:pPr>
+      <w:bookmarkStart w:id="100062" w:name="_Toc100062"/>
+      <w:r>
+        <w:rPr>
+          <w:rFonts w:ascii="Calibri" w:eastAsia="SimHei"/>
+          <w:b/>
+          <w:bCs/>
+          <w:color w:val="1B4A5C"/>
+          <w:sz w:val="28"/>
+          <w:szCs w:val="28"/>
+        </w:rPr>
+        <w:t xml:space="preserve">题8　如何构建离线评估的黄金数据集？</w:t>
+      </w:r>
+      <w:bookmarkEnd w:id="100062"/>
+    </w:p>
+    <w:p>
+      <w:pPr>
+        <w:spacing w:line="312"/>
+        <w:ind w:firstLine="480"/>
+        <w:jc w:val="both"/>
+      </w:pPr>
+      <w:r>
+        <w:rPr>
+          <w:rFonts w:ascii="Calibri" w:eastAsia="Microsoft YaHei"/>
+          <w:color w:val="1A2B33"/>
+          <w:sz w:val="24"/>
+          <w:szCs w:val="24"/>
+        </w:rPr>
+        <w:t xml:space="preserve">结论：高质量黄金集要满足代表性、难度梯度、答案可验证、抗污染、持续更新五个条件，构建走六阶段流程，并警惕评估集过拟合等五个陷阱（见本卷 5.2 节）。</w:t>
+      </w:r>
+    </w:p>
+    <w:p>
+      <w:pPr>
+        <w:pStyle w:val="ListParagraph"/>
+        <w:numPr>
+          <w:ilvl w:val="0"/>
+          <w:numId w:val="1"/>
+        </w:numPr>
+        <w:spacing w:line="312"/>
+      </w:pPr>
+      <w:r>
+        <w:rPr>
+          <w:rFonts w:ascii="Calibri" w:eastAsia="Microsoft YaHei"/>
+          <w:color w:val="1A2B33"/>
+          <w:sz w:val="24"/>
+          <w:szCs w:val="24"/>
+        </w:rPr>
+        <w:t xml:space="preserve">六阶段：场景拆解、样本采集、答案编写、专家评审、冲突仲裁、版本化</w:t>
+      </w:r>
+    </w:p>
+    <w:p>
+      <w:pPr>
+        <w:pStyle w:val="ListParagraph"/>
+        <w:numPr>
+          <w:ilvl w:val="0"/>
+          <w:numId w:val="1"/>
+        </w:numPr>
+        <w:spacing w:line="312"/>
+      </w:pPr>
+      <w:r>
+        <w:rPr>
+          <w:rFonts w:ascii="Calibri" w:eastAsia="Microsoft YaHei"/>
+          <w:color w:val="1A2B33"/>
+          <w:sz w:val="24"/>
+          <w:szCs w:val="24"/>
+        </w:rPr>
+        <w:t xml:space="preserve">专家评审至少两人独立打分，用 Cohen's Kappa 或 Krippendorff's α 度量一致性</w:t>
+      </w:r>
+    </w:p>
+    <w:p>
+      <w:pPr>
+        <w:pStyle w:val="ListParagraph"/>
+        <w:numPr>
+          <w:ilvl w:val="0"/>
+          <w:numId w:val="1"/>
+        </w:numPr>
+        <w:spacing w:line="312"/>
+      </w:pPr>
+      <w:r>
+        <w:rPr>
+          <w:rFonts w:ascii="Calibri" w:eastAsia="Microsoft YaHei"/>
+          <w:color w:val="1A2B33"/>
+          <w:sz w:val="24"/>
+          <w:szCs w:val="24"/>
+        </w:rPr>
+        <w:t xml:space="preserve">陷阱：过拟合需保留只读 Hold-out 集，数据污染可用 n-gram overlap 发现</w:t>
+      </w:r>
+    </w:p>
+    <w:p>
+      <w:pPr>
+        <w:pStyle w:val="ListParagraph"/>
+        <w:numPr>
+          <w:ilvl w:val="0"/>
+          <w:numId w:val="1"/>
+        </w:numPr>
+        <w:spacing w:line="312"/>
+      </w:pPr>
+      <w:r>
+        <w:rPr>
+          <w:rFonts w:ascii="Calibri" w:eastAsia="Microsoft YaHei"/>
+          <w:color w:val="1A2B33"/>
+          <w:sz w:val="24"/>
+          <w:szCs w:val="24"/>
+        </w:rPr>
+        <w:t xml:space="preserve">100 条样本置信区间约 5pp，企业级评估至少 500 条，核心指标控制在 3 到 5 个</w:t>
+      </w:r>
+    </w:p>
+    <w:p>
+      <w:pPr>
+        <w:pStyle w:val="Heading2"/>
+        <w:keepNext/>
+        <w:spacing w:after="140" w:before="280" w:line="360" w:lineRule="atLeast"/>
+      </w:pPr>
+      <w:bookmarkStart w:id="100063" w:name="_Toc100063"/>
+      <w:r>
+        <w:rPr>
+          <w:rFonts w:ascii="Calibri" w:eastAsia="SimHei"/>
+          <w:b/>
+          <w:bCs/>
+          <w:color w:val="1B4A5C"/>
+          <w:sz w:val="28"/>
+          <w:szCs w:val="28"/>
+        </w:rPr>
+        <w:t xml:space="preserve">题9　LLM-as-a-Judge 有哪些偏差？如何校准？</w:t>
+      </w:r>
+      <w:bookmarkEnd w:id="100063"/>
+    </w:p>
+    <w:p>
+      <w:pPr>
+        <w:spacing w:line="312"/>
+        <w:ind w:firstLine="480"/>
+        <w:jc w:val="both"/>
+      </w:pPr>
+      <w:r>
+        <w:rPr>
+          <w:rFonts w:ascii="Calibri" w:eastAsia="Microsoft YaHei"/>
+          <w:color w:val="1A2B33"/>
+          <w:sz w:val="24"/>
+          <w:szCs w:val="24"/>
+        </w:rPr>
+        <w:t xml:space="preserve">结论：评审提示要给锚点示例、强制 JSON 结构化输出、分离维度打分并要求解释理由，调用 Judge 时温度取 0；四类偏差各有对应校准手段（见本卷 6.1 与 6.2 节）。</w:t>
+      </w:r>
+    </w:p>
+    <w:p>
+      <w:pPr>
+        <w:pStyle w:val="ListParagraph"/>
+        <w:numPr>
+          <w:ilvl w:val="0"/>
+          <w:numId w:val="1"/>
+        </w:numPr>
+        <w:spacing w:line="312"/>
+      </w:pPr>
+      <w:r>
+        <w:rPr>
+          <w:rFonts w:ascii="Calibri" w:eastAsia="Microsoft YaHei"/>
+          <w:color w:val="1A2B33"/>
+          <w:sz w:val="24"/>
+          <w:szCs w:val="24"/>
+        </w:rPr>
+        <w:t xml:space="preserve">位置偏见：随机交换待评响应顺序，取两次评分的均值</w:t>
+      </w:r>
+    </w:p>
+    <w:p>
+      <w:pPr>
+        <w:pStyle w:val="ListParagraph"/>
+        <w:numPr>
+          <w:ilvl w:val="0"/>
+          <w:numId w:val="1"/>
+        </w:numPr>
+        <w:spacing w:line="312"/>
+      </w:pPr>
+      <w:r>
+        <w:rPr>
+          <w:rFonts w:ascii="Calibri" w:eastAsia="Microsoft YaHei"/>
+          <w:color w:val="1A2B33"/>
+          <w:sz w:val="24"/>
+          <w:szCs w:val="24"/>
+        </w:rPr>
+        <w:t xml:space="preserve">长度偏见：提示明确不以长度论优劣，并设定 max_tokens 限制</w:t>
+      </w:r>
+    </w:p>
+    <w:p>
+      <w:pPr>
+        <w:pStyle w:val="ListParagraph"/>
+        <w:numPr>
+          <w:ilvl w:val="0"/>
+          <w:numId w:val="1"/>
+        </w:numPr>
+        <w:spacing w:line="312"/>
+      </w:pPr>
+      <w:r>
+        <w:rPr>
+          <w:rFonts w:ascii="Calibri" w:eastAsia="Microsoft YaHei"/>
+          <w:color w:val="1A2B33"/>
+          <w:sz w:val="24"/>
+          <w:szCs w:val="24"/>
+        </w:rPr>
+        <w:t xml:space="preserve">自我偏好：始终用不同家族的模型做 Judge，避免自己评自己</w:t>
+      </w:r>
+    </w:p>
+    <w:p>
+      <w:pPr>
+        <w:pStyle w:val="ListParagraph"/>
+        <w:numPr>
+          <w:ilvl w:val="0"/>
+          <w:numId w:val="1"/>
+        </w:numPr>
+        <w:spacing w:line="312"/>
+      </w:pPr>
+      <w:r>
+        <w:rPr>
+          <w:rFonts w:ascii="Calibri" w:eastAsia="Microsoft YaHei"/>
+          <w:color w:val="1A2B33"/>
+          <w:sz w:val="24"/>
+          <w:szCs w:val="24"/>
+        </w:rPr>
+        <w:t xml:space="preserve">定期用人类专家抽样验证 Judge，一致性 Cohen's Kappa 目标 0.7 以上</w:t>
+      </w:r>
+    </w:p>
+    <w:p>
+      <w:pPr>
+        <w:pStyle w:val="Heading2"/>
+        <w:keepNext/>
+        <w:spacing w:after="140" w:before="280" w:line="360" w:lineRule="atLeast"/>
+      </w:pPr>
+      <w:bookmarkStart w:id="100064" w:name="_Toc100064"/>
+      <w:r>
+        <w:rPr>
+          <w:rFonts w:ascii="Calibri" w:eastAsia="SimHei"/>
+          <w:b/>
+          <w:bCs/>
+          <w:color w:val="1B4A5C"/>
+          <w:sz w:val="28"/>
+          <w:szCs w:val="28"/>
+        </w:rPr>
+        <w:t xml:space="preserve">题10　什么是 SLI、SLO 与错误预算？如何据此设计告警？</w:t>
+      </w:r>
+      <w:bookmarkEnd w:id="100064"/>
+    </w:p>
+    <w:p>
+      <w:pPr>
+        <w:spacing w:line="312"/>
+        <w:ind w:firstLine="480"/>
+        <w:jc w:val="both"/>
+      </w:pPr>
+      <w:r>
+        <w:rPr>
+          <w:rFonts w:ascii="Calibri" w:eastAsia="Microsoft YaHei"/>
+          <w:color w:val="1A2B33"/>
+          <w:sz w:val="24"/>
+          <w:szCs w:val="24"/>
+        </w:rPr>
+        <w:t xml:space="preserve">结论：SLI 是仪表盘读数，SLO 是对读数的承诺范围，SLA 是外部合同，内部 SLO 必须严于对外 SLA；错误预算等于一减 SLO，是把质量与研发节奏统一到一本账的决策器（见本卷 7.1 与 7.3 节）。</w:t>
+      </w:r>
+    </w:p>
+    <w:p>
+      <w:pPr>
+        <w:pStyle w:val="ListParagraph"/>
+        <w:numPr>
+          <w:ilvl w:val="0"/>
+          <w:numId w:val="1"/>
+        </w:numPr>
+        <w:spacing w:line="312"/>
+      </w:pPr>
+      <w:r>
+        <w:rPr>
+          <w:rFonts w:ascii="Calibri" w:eastAsia="Microsoft YaHei"/>
+          <w:color w:val="1A2B33"/>
+          <w:sz w:val="24"/>
+          <w:szCs w:val="24"/>
+        </w:rPr>
+        <w:t xml:space="preserve">定 SLI 先书面定口径，同一系统任务成功率口径不同可相差 20%</w:t>
+      </w:r>
+    </w:p>
+    <w:p>
+      <w:pPr>
+        <w:pStyle w:val="ListParagraph"/>
+        <w:numPr>
+          <w:ilvl w:val="0"/>
+          <w:numId w:val="1"/>
+        </w:numPr>
+        <w:spacing w:line="312"/>
+      </w:pPr>
+      <w:r>
+        <w:rPr>
+          <w:rFonts w:ascii="Calibri" w:eastAsia="Microsoft YaHei"/>
+          <w:color w:val="1A2B33"/>
+          <w:sz w:val="24"/>
+          <w:szCs w:val="24"/>
+        </w:rPr>
+        <w:t xml:space="preserve">SLO 为 99.5% 时错误预算 0.5%，三十天窗口约三个半小时失败额度</w:t>
+      </w:r>
+    </w:p>
+    <w:p>
+      <w:pPr>
+        <w:pStyle w:val="ListParagraph"/>
+        <w:numPr>
+          <w:ilvl w:val="0"/>
+          <w:numId w:val="1"/>
+        </w:numPr>
+        <w:spacing w:line="312"/>
+      </w:pPr>
+      <w:r>
+        <w:rPr>
+          <w:rFonts w:ascii="Calibri" w:eastAsia="Microsoft YaHei"/>
+          <w:color w:val="1A2B33"/>
+          <w:sz w:val="24"/>
+          <w:szCs w:val="24"/>
+        </w:rPr>
+        <w:t xml:space="preserve">燃烧率等于实际错误率除以允许错误率，实际 99.0% 对 SLO 99.5% 即 2 倍，预算约 15 天耗尽</w:t>
+      </w:r>
+    </w:p>
+    <w:p>
+      <w:pPr>
+        <w:pStyle w:val="ListParagraph"/>
+        <w:numPr>
+          <w:ilvl w:val="0"/>
+          <w:numId w:val="1"/>
+        </w:numPr>
+        <w:spacing w:line="312"/>
+      </w:pPr>
+      <w:r>
+        <w:rPr>
+          <w:rFonts w:ascii="Calibri" w:eastAsia="Microsoft YaHei"/>
+          <w:color w:val="1A2B33"/>
+          <w:sz w:val="24"/>
+          <w:szCs w:val="24"/>
+        </w:rPr>
+        <w:t xml:space="preserve">告警用双窗口：短窗口高阈值盯爆发式劣化，长窗口低阈值盯持续退化</w:t>
+      </w:r>
+    </w:p>
+    <w:p>
+      <w:pPr>
+        <w:pStyle w:val="Heading1"/>
+        <w:keepNext/>
+        <w:spacing w:after="200" w:before="360" w:line="400" w:lineRule="atLeast"/>
+      </w:pPr>
+      <w:bookmarkStart w:id="100065" w:name="_Toc100065"/>
+      <w:r>
+        <w:rPr>
+          <w:rFonts w:ascii="Calibri" w:eastAsia="SimHei"/>
+          <w:b/>
+          <w:bCs/>
+          <w:color w:val="16324A"/>
+          <w:sz w:val="32"/>
+          <w:szCs w:val="32"/>
+        </w:rPr>
         <w:t xml:space="preserve">下一卷预告</w:t>
       </w:r>
-      <w:bookmarkEnd w:id="100051"/>
+      <w:bookmarkEnd w:id="100065"/>
     </w:p>
     <w:p>
       <w:pPr>
